--- a/KHBD_Robotics/Lớp_5/Tuần_03/KHBD_Robotics_Lớp_5_Tiet02_Bai_2_Robot_co_inh_vat.docx
+++ b/KHBD_Robotics/Lớp_5/Tuần_03/KHBD_Robotics_Lớp_5_Tiet02_Bai_2_Robot_co_inh_vat.docx
@@ -16,13 +16,13 @@
         </w:tblBorders>
       </w:tblPr>
       <w:tblGrid>
-        <w:gridCol w:w="4537"/>
-        <w:gridCol w:w="4537"/>
+        <w:gridCol w:w="4796"/>
+        <w:gridCol w:w="4796"/>
       </w:tblGrid>
       <w:tr>
         <w:tc>
           <w:tcPr>
-            <w:tcW w:type="dxa" w:w="4537"/>
+            <w:tcW w:type="dxa" w:w="4819"/>
             <w:tcMar>
               <w:top w:w="80" w:type="dxa"/>
               <w:bottom w:w="80" w:type="dxa"/>
@@ -32,7 +32,7 @@
           </w:tcPr>
           <w:p>
             <w:pPr>
-              <w:spacing w:line="319" w:lineRule="auto" w:after="40"/>
+              <w:spacing w:line="276" w:lineRule="auto" w:after="40"/>
               <w:jc w:val="left"/>
             </w:pPr>
             <w:r/>
@@ -49,7 +49,7 @@
         </w:tc>
         <w:tc>
           <w:tcPr>
-            <w:tcW w:type="dxa" w:w="4537"/>
+            <w:tcW w:type="dxa" w:w="4252"/>
             <w:tcMar>
               <w:top w:w="80" w:type="dxa"/>
               <w:bottom w:w="80" w:type="dxa"/>
@@ -59,7 +59,7 @@
           </w:tcPr>
           <w:p>
             <w:pPr>
-              <w:spacing w:line="319" w:lineRule="auto" w:after="40"/>
+              <w:spacing w:line="276" w:lineRule="auto" w:after="40"/>
               <w:jc w:val="left"/>
             </w:pPr>
             <w:r/>
@@ -78,7 +78,7 @@
       <w:tr>
         <w:tc>
           <w:tcPr>
-            <w:tcW w:type="dxa" w:w="4537"/>
+            <w:tcW w:type="dxa" w:w="4796"/>
             <w:tcMar>
               <w:top w:w="80" w:type="dxa"/>
               <w:bottom w:w="80" w:type="dxa"/>
@@ -88,7 +88,7 @@
           </w:tcPr>
           <w:p>
             <w:pPr>
-              <w:spacing w:line="319" w:lineRule="auto" w:after="40"/>
+              <w:spacing w:line="276" w:lineRule="auto" w:after="40"/>
               <w:jc w:val="left"/>
             </w:pPr>
             <w:r/>
@@ -105,7 +105,7 @@
         </w:tc>
         <w:tc>
           <w:tcPr>
-            <w:tcW w:type="dxa" w:w="4537"/>
+            <w:tcW w:type="dxa" w:w="4796"/>
             <w:tcMar>
               <w:top w:w="80" w:type="dxa"/>
               <w:bottom w:w="80" w:type="dxa"/>
@@ -115,7 +115,7 @@
           </w:tcPr>
           <w:p>
             <w:pPr>
-              <w:spacing w:line="319" w:lineRule="auto" w:after="40"/>
+              <w:spacing w:line="276" w:lineRule="auto" w:after="40"/>
               <w:jc w:val="left"/>
             </w:pPr>
             <w:r/>
@@ -134,7 +134,7 @@
       <w:tr>
         <w:tc>
           <w:tcPr>
-            <w:tcW w:type="dxa" w:w="4537"/>
+            <w:tcW w:type="dxa" w:w="4796"/>
             <w:tcMar>
               <w:top w:w="80" w:type="dxa"/>
               <w:bottom w:w="80" w:type="dxa"/>
@@ -144,7 +144,7 @@
           </w:tcPr>
           <w:p>
             <w:pPr>
-              <w:spacing w:line="319" w:lineRule="auto" w:after="40"/>
+              <w:spacing w:line="276" w:lineRule="auto" w:after="40"/>
               <w:jc w:val="left"/>
             </w:pPr>
             <w:r/>
@@ -161,7 +161,7 @@
         </w:tc>
         <w:tc>
           <w:tcPr>
-            <w:tcW w:type="dxa" w:w="4537"/>
+            <w:tcW w:type="dxa" w:w="4796"/>
             <w:tcMar>
               <w:top w:w="80" w:type="dxa"/>
               <w:bottom w:w="80" w:type="dxa"/>
@@ -171,7 +171,7 @@
           </w:tcPr>
           <w:p>
             <w:pPr>
-              <w:spacing w:line="319" w:lineRule="auto" w:after="40"/>
+              <w:spacing w:line="276" w:lineRule="auto" w:after="40"/>
               <w:jc w:val="left"/>
             </w:pPr>
             <w:r/>
@@ -190,13 +190,13 @@
     </w:tbl>
     <w:p>
       <w:pPr>
-        <w:spacing w:line="319" w:lineRule="auto" w:after="60" w:before="0"/>
-        <w:jc w:val="both"/>
-      </w:pPr>
-    </w:p>
-    <w:p>
-      <w:pPr>
-        <w:spacing w:line="319" w:lineRule="auto" w:after="60" w:before="0"/>
+        <w:spacing w:line="276" w:lineRule="auto" w:after="60" w:before="0"/>
+        <w:jc w:val="both"/>
+      </w:pPr>
+    </w:p>
+    <w:p>
+      <w:pPr>
+        <w:spacing w:line="276" w:lineRule="auto" w:after="60" w:before="0"/>
         <w:jc w:val="center"/>
       </w:pPr>
       <w:r>
@@ -211,7 +211,7 @@
     </w:p>
     <w:p>
       <w:pPr>
-        <w:spacing w:line="319" w:lineRule="auto" w:after="60" w:before="0"/>
+        <w:spacing w:line="276" w:lineRule="auto" w:after="60" w:before="0"/>
         <w:jc w:val="center"/>
       </w:pPr>
       <w:r>
@@ -226,7 +226,7 @@
     </w:p>
     <w:p>
       <w:pPr>
-        <w:spacing w:line="319" w:lineRule="auto" w:after="60" w:before="0"/>
+        <w:spacing w:line="276" w:lineRule="auto" w:after="60" w:before="0"/>
         <w:jc w:val="center"/>
       </w:pPr>
       <w:r>
@@ -241,13 +241,13 @@
     </w:p>
     <w:p>
       <w:pPr>
-        <w:spacing w:line="319" w:lineRule="auto" w:after="60" w:before="0"/>
-        <w:jc w:val="both"/>
-      </w:pPr>
-    </w:p>
-    <w:p>
-      <w:pPr>
-        <w:spacing w:line="319" w:lineRule="auto" w:after="60" w:before="0"/>
+        <w:spacing w:line="276" w:lineRule="auto" w:after="60" w:before="0"/>
+        <w:jc w:val="both"/>
+      </w:pPr>
+    </w:p>
+    <w:p>
+      <w:pPr>
+        <w:spacing w:line="276" w:lineRule="auto" w:after="60" w:before="0"/>
         <w:ind w:firstLine="0"/>
         <w:jc w:val="both"/>
       </w:pPr>
@@ -263,10 +263,403 @@
     </w:p>
     <w:p>
       <w:pPr>
-        <w:spacing w:line="319" w:lineRule="auto" w:after="60" w:before="0"/>
+        <w:spacing w:line="276" w:lineRule="auto" w:after="60" w:before="0"/>
         <w:ind w:firstLine="720"/>
         <w:jc w:val="both"/>
       </w:pPr>
+      <w:r>
+        <w:rPr>
+          <w:rFonts w:ascii="Times New Roman" w:hAnsi="Times New Roman" w:cs="Times New Roman" w:eastAsia="Times New Roman"/>
+          <w:b/>
+          <w:i w:val="0"/>
+          <w:sz w:val="26"/>
+        </w:rPr>
+        <w:t>- Sau bài học này em sẽ:</w:t>
+      </w:r>
+    </w:p>
+    <w:p>
+      <w:pPr>
+        <w:spacing w:line="276" w:lineRule="auto" w:after="60" w:before="0"/>
+        <w:ind w:firstLine="709"/>
+        <w:jc w:val="both"/>
+      </w:pPr>
+      <w:r>
+        <w:rPr>
+          <w:rFonts w:ascii="Times New Roman" w:hAnsi="Times New Roman" w:cs="Times New Roman" w:eastAsia="Times New Roman"/>
+          <w:b w:val="0"/>
+          <w:i w:val="0"/>
+          <w:sz w:val="26"/>
+        </w:rPr>
+        <w:t>+ Tìm hiểu dụng cụ cố định đồ vật.</w:t>
+      </w:r>
+    </w:p>
+    <w:p>
+      <w:pPr>
+        <w:spacing w:line="276" w:lineRule="auto" w:after="60" w:before="0"/>
+        <w:ind w:firstLine="709"/>
+        <w:jc w:val="both"/>
+      </w:pPr>
+      <w:r>
+        <w:rPr>
+          <w:rFonts w:ascii="Times New Roman" w:hAnsi="Times New Roman" w:cs="Times New Roman" w:eastAsia="Times New Roman"/>
+          <w:b w:val="0"/>
+          <w:i w:val="0"/>
+          <w:sz w:val="26"/>
+        </w:rPr>
+        <w:t>+ Thiết kế robot xe gắp và di chuyển vật thể.</w:t>
+      </w:r>
+    </w:p>
+    <w:p>
+      <w:pPr>
+        <w:spacing w:line="276" w:lineRule="auto" w:after="60" w:before="0"/>
+        <w:ind w:firstLine="720"/>
+        <w:jc w:val="both"/>
+      </w:pPr>
+      <w:r>
+        <w:rPr>
+          <w:rFonts w:ascii="Times New Roman" w:hAnsi="Times New Roman" w:cs="Times New Roman" w:eastAsia="Times New Roman"/>
+          <w:b/>
+          <w:i w:val="0"/>
+          <w:sz w:val="26"/>
+        </w:rPr>
+        <w:t>1. Năng lực:</w:t>
+      </w:r>
+    </w:p>
+    <w:p>
+      <w:pPr>
+        <w:spacing w:line="276" w:lineRule="auto" w:after="60" w:before="0"/>
+        <w:ind w:firstLine="709"/>
+        <w:jc w:val="both"/>
+      </w:pPr>
+      <w:r>
+        <w:rPr>
+          <w:rFonts w:ascii="Times New Roman" w:hAnsi="Times New Roman" w:cs="Times New Roman" w:eastAsia="Times New Roman"/>
+          <w:b/>
+          <w:i w:val="0"/>
+          <w:sz w:val="26"/>
+        </w:rPr>
+        <w:t>1.1. Năng lực đặc thù (Robotics):</w:t>
+      </w:r>
+    </w:p>
+    <w:p>
+      <w:pPr>
+        <w:spacing w:line="276" w:lineRule="auto" w:after="60" w:before="0"/>
+        <w:ind w:firstLine="0" w:left="850"/>
+        <w:jc w:val="both"/>
+      </w:pPr>
+      <w:r>
+        <w:rPr>
+          <w:rFonts w:ascii="Times New Roman" w:hAnsi="Times New Roman" w:cs="Times New Roman" w:eastAsia="Times New Roman"/>
+          <w:b w:val="0"/>
+          <w:i w:val="0"/>
+          <w:sz w:val="26"/>
+        </w:rPr>
+        <w:t>- NL3 (Thiết kế kĩ thuật): Lắp ráp, phối hợp các cơ cấu truyền động và sáng tạo cải tiến mô hình robot Bài 2. Robot cố định vật thực hiện nhiệm vụ đặt ra. (Đạt được thông qua Hoạt động 3, Hoạt động 4)</w:t>
+      </w:r>
+    </w:p>
+    <w:p>
+      <w:pPr>
+        <w:spacing w:line="276" w:lineRule="auto" w:after="60" w:before="0"/>
+        <w:ind w:firstLine="0" w:left="850"/>
+        <w:jc w:val="both"/>
+      </w:pPr>
+      <w:r>
+        <w:rPr>
+          <w:rFonts w:ascii="Times New Roman" w:hAnsi="Times New Roman" w:cs="Times New Roman" w:eastAsia="Times New Roman"/>
+          <w:b w:val="0"/>
+          <w:i w:val="0"/>
+          <w:sz w:val="26"/>
+        </w:rPr>
+        <w:t>- NL2 (Sử dụng công nghệ): Sử dụng thành thạo các module, khớp nối và linh kiện bộ kit OLLO Excel 1 theo đúng tiêu chuẩn an toàn. (Đạt được thông qua Hoạt động 2, Hoạt động 3)</w:t>
+      </w:r>
+    </w:p>
+    <w:p>
+      <w:pPr>
+        <w:spacing w:line="276" w:lineRule="auto" w:after="60" w:before="0"/>
+        <w:ind w:firstLine="709"/>
+        <w:jc w:val="both"/>
+      </w:pPr>
+      <w:r>
+        <w:rPr>
+          <w:rFonts w:ascii="Times New Roman" w:hAnsi="Times New Roman" w:cs="Times New Roman" w:eastAsia="Times New Roman"/>
+          <w:b/>
+          <w:i w:val="0"/>
+          <w:sz w:val="26"/>
+        </w:rPr>
+        <w:t>1.2. Năng lực số (Thông tư 02/2025 – CV 3456):</w:t>
+      </w:r>
+    </w:p>
+    <w:p>
+      <w:pPr>
+        <w:spacing w:line="276" w:lineRule="auto" w:after="60" w:before="0"/>
+        <w:ind w:firstLine="0" w:left="850"/>
+        <w:jc w:val="both"/>
+      </w:pPr>
+      <w:r>
+        <w:rPr>
+          <w:rFonts w:ascii="Times New Roman" w:hAnsi="Times New Roman" w:cs="Times New Roman" w:eastAsia="Times New Roman"/>
+          <w:b w:val="0"/>
+          <w:i w:val="0"/>
+          <w:sz w:val="26"/>
+        </w:rPr>
+        <w:t>- Miền III. Sáng tạo nội dung số – Thành tố 3.2. Sáng tạo sản phẩm số – Bậc 2: Lắp ráp và lập trình mô hình robot hoàn chỉnh theo mục tiêu bài học. (Đạt được thông qua Hoạt động 3)</w:t>
+      </w:r>
+    </w:p>
+    <w:p>
+      <w:pPr>
+        <w:spacing w:line="276" w:lineRule="auto" w:after="60" w:before="0"/>
+        <w:ind w:firstLine="0" w:left="850"/>
+        <w:jc w:val="both"/>
+      </w:pPr>
+      <w:r>
+        <w:rPr>
+          <w:rFonts w:ascii="Times New Roman" w:hAnsi="Times New Roman" w:cs="Times New Roman" w:eastAsia="Times New Roman"/>
+          <w:b w:val="0"/>
+          <w:i w:val="0"/>
+          <w:sz w:val="26"/>
+        </w:rPr>
+        <w:t>- Miền IV. An toàn – Thành tố 4.3. Bảo vệ sức khỏe và an toàn – Bậc 2: Tuân thủ quy tắc an toàn khi sử dụng linh kiện điện tử và bộ pin nguồn. (Đạt được thông qua Hoạt động 1, Hoạt động 3)</w:t>
+      </w:r>
+    </w:p>
+    <w:p>
+      <w:pPr>
+        <w:spacing w:line="276" w:lineRule="auto" w:after="60" w:before="0"/>
+        <w:ind w:firstLine="709"/>
+        <w:jc w:val="both"/>
+      </w:pPr>
+      <w:r>
+        <w:rPr>
+          <w:rFonts w:ascii="Times New Roman" w:hAnsi="Times New Roman" w:cs="Times New Roman" w:eastAsia="Times New Roman"/>
+          <w:b/>
+          <w:i w:val="0"/>
+          <w:sz w:val="26"/>
+        </w:rPr>
+        <w:t>1.3. Năng lực chung:</w:t>
+      </w:r>
+    </w:p>
+    <w:p>
+      <w:pPr>
+        <w:spacing w:line="276" w:lineRule="auto" w:after="60" w:before="0"/>
+        <w:ind w:firstLine="0" w:left="850"/>
+        <w:jc w:val="both"/>
+      </w:pPr>
+      <w:r>
+        <w:rPr>
+          <w:rFonts w:ascii="Times New Roman" w:hAnsi="Times New Roman" w:cs="Times New Roman" w:eastAsia="Times New Roman"/>
+          <w:b w:val="0"/>
+          <w:i w:val="0"/>
+          <w:sz w:val="26"/>
+        </w:rPr>
+        <w:t>- Tự chủ và tự học: Tự giác hoàn thành phần việc được phân công trong nhóm thực hành chế tạo robot. (Đạt được thông qua Hoạt động 2, Hoạt động 3)</w:t>
+      </w:r>
+    </w:p>
+    <w:p>
+      <w:pPr>
+        <w:spacing w:line="276" w:lineRule="auto" w:after="60" w:before="0"/>
+        <w:ind w:firstLine="0" w:left="850"/>
+        <w:jc w:val="both"/>
+      </w:pPr>
+      <w:r>
+        <w:rPr>
+          <w:rFonts w:ascii="Times New Roman" w:hAnsi="Times New Roman" w:cs="Times New Roman" w:eastAsia="Times New Roman"/>
+          <w:b w:val="0"/>
+          <w:i w:val="0"/>
+          <w:sz w:val="26"/>
+        </w:rPr>
+        <w:t>- Giao tiếp và hợp tác: Tích cực trao đổi, phối hợp nhịp nhàng với bạn học khi lắp ghép các bộ phận robot. (Đạt được thông qua Hoạt động 3)</w:t>
+      </w:r>
+    </w:p>
+    <w:p>
+      <w:pPr>
+        <w:spacing w:line="276" w:lineRule="auto" w:after="60" w:before="0"/>
+        <w:ind w:firstLine="720"/>
+        <w:jc w:val="both"/>
+      </w:pPr>
+      <w:r>
+        <w:rPr>
+          <w:rFonts w:ascii="Times New Roman" w:hAnsi="Times New Roman" w:cs="Times New Roman" w:eastAsia="Times New Roman"/>
+          <w:b/>
+          <w:i w:val="0"/>
+          <w:sz w:val="26"/>
+        </w:rPr>
+        <w:t>2. Phẩm chất:</w:t>
+      </w:r>
+    </w:p>
+    <w:p>
+      <w:pPr>
+        <w:spacing w:line="276" w:lineRule="auto" w:after="60" w:before="0"/>
+        <w:ind w:firstLine="0" w:left="850"/>
+        <w:jc w:val="both"/>
+      </w:pPr>
+      <w:r>
+        <w:rPr>
+          <w:rFonts w:ascii="Times New Roman" w:hAnsi="Times New Roman" w:cs="Times New Roman" w:eastAsia="Times New Roman"/>
+          <w:b w:val="0"/>
+          <w:i w:val="0"/>
+          <w:sz w:val="26"/>
+        </w:rPr>
+        <w:t>- Chăm chỉ: Kiên trì, tỉ mỉ trong từng bước lắp ghép và sửa chữa mô hình robot. (Đạt được thông qua Hoạt động 2, Hoạt động 3)</w:t>
+      </w:r>
+    </w:p>
+    <w:p>
+      <w:pPr>
+        <w:spacing w:line="276" w:lineRule="auto" w:after="60" w:before="0"/>
+        <w:ind w:firstLine="0" w:left="850"/>
+        <w:jc w:val="both"/>
+      </w:pPr>
+      <w:r>
+        <w:rPr>
+          <w:rFonts w:ascii="Times New Roman" w:hAnsi="Times New Roman" w:cs="Times New Roman" w:eastAsia="Times New Roman"/>
+          <w:b w:val="0"/>
+          <w:i w:val="0"/>
+          <w:sz w:val="26"/>
+        </w:rPr>
+        <w:t>- Trách nhiệm: Giữ gìn vệ sinh chung, bảo quản và sắp xếp gọn gàng bộ linh kiện Robotics sau buổi học. (Đạt được thông qua Hoạt động 3, Hoạt động 4)</w:t>
+      </w:r>
+    </w:p>
+    <w:p>
+      <w:pPr>
+        <w:spacing w:line="276" w:lineRule="auto" w:after="60" w:before="0"/>
+        <w:ind w:firstLine="0"/>
+        <w:jc w:val="both"/>
+      </w:pPr>
+      <w:r>
+        <w:rPr>
+          <w:rFonts w:ascii="Times New Roman" w:hAnsi="Times New Roman" w:cs="Times New Roman" w:eastAsia="Times New Roman"/>
+          <w:b/>
+          <w:i w:val="0"/>
+          <w:sz w:val="26"/>
+        </w:rPr>
+        <w:t>II. ĐỒ DÙNG DẠY HỌC:</w:t>
+      </w:r>
+    </w:p>
+    <w:p>
+      <w:pPr>
+        <w:spacing w:line="276" w:lineRule="auto" w:after="60" w:before="0"/>
+        <w:ind w:firstLine="720"/>
+        <w:jc w:val="both"/>
+      </w:pPr>
+      <w:r>
+        <w:rPr>
+          <w:rFonts w:ascii="Times New Roman" w:hAnsi="Times New Roman" w:cs="Times New Roman" w:eastAsia="Times New Roman"/>
+          <w:b/>
+          <w:i w:val="0"/>
+          <w:sz w:val="26"/>
+        </w:rPr>
+        <w:t>1. Giáo viên:</w:t>
+      </w:r>
+    </w:p>
+    <w:p>
+      <w:pPr>
+        <w:spacing w:line="276" w:lineRule="auto" w:after="60" w:before="0"/>
+        <w:ind w:firstLine="0" w:left="850"/>
+        <w:jc w:val="both"/>
+      </w:pPr>
+      <w:r>
+        <w:rPr>
+          <w:rFonts w:ascii="Times New Roman" w:hAnsi="Times New Roman" w:cs="Times New Roman" w:eastAsia="Times New Roman"/>
+          <w:b w:val="0"/>
+          <w:i w:val="0"/>
+          <w:sz w:val="26"/>
+        </w:rPr>
+        <w:t>- Bộ Kit Robotics OLLO Excel 1, máy tính giáo viên, máy chiếu bài giảng trực quan.</w:t>
+      </w:r>
+    </w:p>
+    <w:p>
+      <w:pPr>
+        <w:spacing w:line="276" w:lineRule="auto" w:after="60" w:before="0"/>
+        <w:ind w:firstLine="0" w:left="850"/>
+        <w:jc w:val="both"/>
+      </w:pPr>
+      <w:r>
+        <w:rPr>
+          <w:rFonts w:ascii="Times New Roman" w:hAnsi="Times New Roman" w:cs="Times New Roman" w:eastAsia="Times New Roman"/>
+          <w:b w:val="0"/>
+          <w:i w:val="0"/>
+          <w:sz w:val="26"/>
+        </w:rPr>
+        <w:t>- Phiếu học tập thực hành và mô hình robot mẫu cho bài Bài 2. Robot cố định vật.</w:t>
+      </w:r>
+    </w:p>
+    <w:p>
+      <w:pPr>
+        <w:spacing w:line="276" w:lineRule="auto" w:after="60" w:before="0"/>
+        <w:ind w:firstLine="720"/>
+        <w:jc w:val="both"/>
+      </w:pPr>
+      <w:r>
+        <w:rPr>
+          <w:rFonts w:ascii="Times New Roman" w:hAnsi="Times New Roman" w:cs="Times New Roman" w:eastAsia="Times New Roman"/>
+          <w:b/>
+          <w:i w:val="0"/>
+          <w:sz w:val="26"/>
+        </w:rPr>
+        <w:t>2. Học sinh:</w:t>
+      </w:r>
+    </w:p>
+    <w:p>
+      <w:pPr>
+        <w:spacing w:line="276" w:lineRule="auto" w:after="60" w:before="0"/>
+        <w:ind w:firstLine="0" w:left="850"/>
+        <w:jc w:val="both"/>
+      </w:pPr>
+      <w:r>
+        <w:rPr>
+          <w:rFonts w:ascii="Times New Roman" w:hAnsi="Times New Roman" w:cs="Times New Roman" w:eastAsia="Times New Roman"/>
+          <w:b w:val="0"/>
+          <w:i w:val="0"/>
+          <w:sz w:val="26"/>
+        </w:rPr>
+        <w:t>- Bộ Kit Robotics OLLO Excel 1 theo nhóm, tài liệu hướng dẫn học tập.</w:t>
+      </w:r>
+    </w:p>
+    <w:p>
+      <w:pPr>
+        <w:spacing w:line="276" w:lineRule="auto" w:after="60" w:before="0"/>
+        <w:ind w:firstLine="0"/>
+        <w:jc w:val="both"/>
+      </w:pPr>
+      <w:r>
+        <w:rPr>
+          <w:rFonts w:ascii="Times New Roman" w:hAnsi="Times New Roman" w:cs="Times New Roman" w:eastAsia="Times New Roman"/>
+          <w:b/>
+          <w:i w:val="0"/>
+          <w:sz w:val="26"/>
+        </w:rPr>
+        <w:t>III. CÁC HOẠT ĐỘNG DẠY HỌC CHỦ YẾU:</w:t>
+      </w:r>
+    </w:p>
+    <w:p>
+      <w:pPr>
+        <w:spacing w:line="276" w:lineRule="auto" w:after="60" w:before="0"/>
+        <w:ind w:firstLine="720"/>
+        <w:jc w:val="both"/>
+      </w:pPr>
+      <w:r>
+        <w:rPr>
+          <w:rFonts w:ascii="Times New Roman" w:hAnsi="Times New Roman" w:cs="Times New Roman" w:eastAsia="Times New Roman"/>
+          <w:b/>
+          <w:i w:val="0"/>
+          <w:sz w:val="26"/>
+        </w:rPr>
+        <w:t>1. Hoạt động 1. Khởi động (5-7 phút)</w:t>
+      </w:r>
+    </w:p>
+    <w:p>
+      <w:pPr>
+        <w:spacing w:line="276" w:lineRule="auto" w:after="60" w:before="0"/>
+        <w:ind w:firstLine="720"/>
+        <w:jc w:val="both"/>
+      </w:pPr>
+      <w:r>
+        <w:rPr>
+          <w:rFonts w:ascii="Times New Roman" w:hAnsi="Times New Roman" w:cs="Times New Roman" w:eastAsia="Times New Roman"/>
+          <w:b/>
+          <w:i w:val="0"/>
+          <w:sz w:val="26"/>
+        </w:rPr>
+        <w:t xml:space="preserve">a) Mục tiêu: </w:t>
+      </w:r>
       <w:r>
         <w:rPr>
           <w:rFonts w:ascii="Times New Roman" w:hAnsi="Times New Roman" w:cs="Times New Roman" w:eastAsia="Times New Roman"/>
@@ -274,44 +667,62 @@
           <w:i/>
           <w:sz w:val="26"/>
         </w:rPr>
-        <w:t>- Sau bài học này em sẽ:</w:t>
-      </w:r>
-    </w:p>
-    <w:p>
-      <w:pPr>
-        <w:spacing w:line="288" w:lineRule="auto" w:after="60" w:before="0"/>
-        <w:ind w:firstLine="0" w:left="850"/>
-        <w:jc w:val="both"/>
-      </w:pPr>
+        <w:t>Tạo hứng thú và kết nối vào bài học Bài 2. Robot cố định vật.</w:t>
+      </w:r>
+    </w:p>
+    <w:p>
+      <w:pPr>
+        <w:spacing w:line="276" w:lineRule="auto" w:after="60" w:before="0"/>
+        <w:ind w:firstLine="720"/>
+        <w:jc w:val="both"/>
+      </w:pPr>
+      <w:r>
+        <w:rPr>
+          <w:rFonts w:ascii="Times New Roman" w:hAnsi="Times New Roman" w:cs="Times New Roman" w:eastAsia="Times New Roman"/>
+          <w:b/>
+          <w:i w:val="0"/>
+          <w:sz w:val="26"/>
+        </w:rPr>
+        <w:t xml:space="preserve">b) Nội dung: </w:t>
+      </w:r>
       <w:r>
         <w:rPr>
           <w:rFonts w:ascii="Times New Roman" w:hAnsi="Times New Roman" w:cs="Times New Roman" w:eastAsia="Times New Roman"/>
           <w:b w:val="0"/>
-          <w:i w:val="0"/>
-          <w:sz w:val="26"/>
-        </w:rPr>
-        <w:t>+ Tìm hiểu dụng cụ cố định đồ vật.</w:t>
-      </w:r>
-    </w:p>
-    <w:p>
-      <w:pPr>
-        <w:spacing w:line="288" w:lineRule="auto" w:after="60" w:before="0"/>
-        <w:ind w:firstLine="0" w:left="850"/>
-        <w:jc w:val="both"/>
-      </w:pPr>
+          <w:i/>
+          <w:sz w:val="26"/>
+        </w:rPr>
+        <w:t>Quan sát hình ảnh/video thực tế và thảo luận.</w:t>
+      </w:r>
+    </w:p>
+    <w:p>
+      <w:pPr>
+        <w:spacing w:line="276" w:lineRule="auto" w:after="60" w:before="0"/>
+        <w:ind w:firstLine="720"/>
+        <w:jc w:val="both"/>
+      </w:pPr>
+      <w:r>
+        <w:rPr>
+          <w:rFonts w:ascii="Times New Roman" w:hAnsi="Times New Roman" w:cs="Times New Roman" w:eastAsia="Times New Roman"/>
+          <w:b/>
+          <w:i w:val="0"/>
+          <w:sz w:val="26"/>
+        </w:rPr>
+        <w:t xml:space="preserve">c) Sản phẩm: </w:t>
+      </w:r>
       <w:r>
         <w:rPr>
           <w:rFonts w:ascii="Times New Roman" w:hAnsi="Times New Roman" w:cs="Times New Roman" w:eastAsia="Times New Roman"/>
           <w:b w:val="0"/>
-          <w:i w:val="0"/>
-          <w:sz w:val="26"/>
-        </w:rPr>
-        <w:t>+ Thiết kế robot xe gắp và di chuyển vật thể.</w:t>
-      </w:r>
-    </w:p>
-    <w:p>
-      <w:pPr>
-        <w:spacing w:line="319" w:lineRule="auto" w:after="60" w:before="0"/>
+          <w:i/>
+          <w:sz w:val="26"/>
+        </w:rPr>
+        <w:t>Câu trả lời của HS về chủ đề bài học.</w:t>
+      </w:r>
+    </w:p>
+    <w:p>
+      <w:pPr>
+        <w:spacing w:line="276" w:lineRule="auto" w:after="60" w:before="0"/>
         <w:ind w:firstLine="720"/>
         <w:jc w:val="both"/>
       </w:pPr>
@@ -322,334 +733,13 @@
           <w:i w:val="0"/>
           <w:sz w:val="26"/>
         </w:rPr>
-        <w:t>1. Phát triển phẩm chất</w:t>
-      </w:r>
-    </w:p>
-    <w:p>
-      <w:pPr>
-        <w:spacing w:line="288" w:lineRule="auto" w:after="60" w:before="0"/>
-        <w:ind w:firstLine="0" w:left="850"/>
-        <w:jc w:val="both"/>
-      </w:pPr>
-      <w:r>
-        <w:rPr>
-          <w:rFonts w:ascii="Times New Roman" w:hAnsi="Times New Roman" w:cs="Times New Roman" w:eastAsia="Times New Roman"/>
-          <w:b w:val="0"/>
-          <w:i w:val="0"/>
-          <w:sz w:val="26"/>
-        </w:rPr>
-        <w:t>- Chăm chỉ: Hăng hái tham gia hoạt động tìm hiểu linh kiện, kiên trì thực hiện thao tác lắp ráp robot. (Đạt được thông qua Hoạt động 2, Hoạt động 3)</w:t>
-      </w:r>
-    </w:p>
-    <w:p>
-      <w:pPr>
-        <w:spacing w:line="288" w:lineRule="auto" w:after="60" w:before="0"/>
-        <w:ind w:firstLine="0" w:left="850"/>
-        <w:jc w:val="both"/>
-      </w:pPr>
-      <w:r>
-        <w:rPr>
-          <w:rFonts w:ascii="Times New Roman" w:hAnsi="Times New Roman" w:cs="Times New Roman" w:eastAsia="Times New Roman"/>
-          <w:b w:val="0"/>
-          <w:i w:val="0"/>
-          <w:sz w:val="26"/>
-        </w:rPr>
-        <w:t>- Trách nhiệm: Giữ gìn cẩn thận các chi tiết trong bộ Kit Robotics, thu dọn phân loại gọn gàng thiết bị. (Đạt được thông qua Hoạt động 4)</w:t>
-      </w:r>
-    </w:p>
-    <w:p>
-      <w:pPr>
-        <w:spacing w:line="288" w:lineRule="auto" w:after="60" w:before="0"/>
-        <w:ind w:firstLine="0" w:left="850"/>
-        <w:jc w:val="both"/>
-      </w:pPr>
-      <w:r>
-        <w:rPr>
-          <w:rFonts w:ascii="Times New Roman" w:hAnsi="Times New Roman" w:cs="Times New Roman" w:eastAsia="Times New Roman"/>
-          <w:b w:val="0"/>
-          <w:i w:val="0"/>
-          <w:sz w:val="26"/>
-        </w:rPr>
-        <w:t>- Trung thực: Tự giác làm việc nhóm, tôn trọng kết quả thử nghiệm mô hình robot của bản thân và bạn bè. (Đạt được thông qua Hoạt động 3)</w:t>
-      </w:r>
-    </w:p>
-    <w:p>
-      <w:pPr>
-        <w:spacing w:line="319" w:lineRule="auto" w:after="60" w:before="0"/>
-        <w:ind w:firstLine="720"/>
-        <w:jc w:val="both"/>
-      </w:pPr>
-      <w:r>
-        <w:rPr>
-          <w:rFonts w:ascii="Times New Roman" w:hAnsi="Times New Roman" w:cs="Times New Roman" w:eastAsia="Times New Roman"/>
-          <w:b/>
-          <w:i w:val="0"/>
-          <w:sz w:val="26"/>
-        </w:rPr>
-        <w:t>2. Phát triển năng lực</w:t>
-      </w:r>
-    </w:p>
-    <w:p>
-      <w:pPr>
-        <w:spacing w:line="288" w:lineRule="auto" w:after="60" w:before="0"/>
-        <w:ind w:firstLine="709"/>
-        <w:jc w:val="both"/>
-      </w:pPr>
-      <w:r>
-        <w:rPr>
-          <w:rFonts w:ascii="Times New Roman" w:hAnsi="Times New Roman" w:cs="Times New Roman" w:eastAsia="Times New Roman"/>
-          <w:b/>
-          <w:i w:val="0"/>
-          <w:sz w:val="26"/>
-        </w:rPr>
-        <w:t>2.1. Năng lực đặc thù (Robotics):</w:t>
-      </w:r>
-    </w:p>
-    <w:p>
-      <w:pPr>
-        <w:spacing w:line="288" w:lineRule="auto" w:after="60" w:before="0"/>
-        <w:ind w:firstLine="0" w:left="850"/>
-        <w:jc w:val="both"/>
-      </w:pPr>
-      <w:r>
-        <w:rPr>
-          <w:rFonts w:ascii="Times New Roman" w:hAnsi="Times New Roman" w:cs="Times New Roman" w:eastAsia="Times New Roman"/>
-          <w:b w:val="0"/>
-          <w:i w:val="0"/>
-          <w:sz w:val="26"/>
-        </w:rPr>
-        <w:t>- NL3 (Thiết kế kĩ thuật): Lắp ráp, phối hợp các cơ cấu truyền động và sáng tạo cải tiến mô hình robot Bài 2. Robot cố định vật thực hiện nhiệm vụ đặt ra. (Đạt được thông qua Hoạt động 3, Hoạt động 4)</w:t>
-      </w:r>
-    </w:p>
-    <w:p>
-      <w:pPr>
-        <w:spacing w:line="288" w:lineRule="auto" w:after="60" w:before="0"/>
-        <w:ind w:firstLine="0" w:left="850"/>
-        <w:jc w:val="both"/>
-      </w:pPr>
-      <w:r>
-        <w:rPr>
-          <w:rFonts w:ascii="Times New Roman" w:hAnsi="Times New Roman" w:cs="Times New Roman" w:eastAsia="Times New Roman"/>
-          <w:b w:val="0"/>
-          <w:i w:val="0"/>
-          <w:sz w:val="26"/>
-        </w:rPr>
-        <w:t>- NL2 (Sử dụng công nghệ): Sử dụng thành thạo các module, khớp nối và linh kiện bộ kit OLLO Excel 1 theo đúng tiêu chuẩn an toàn. (Đạt được thông qua Hoạt động 2, Hoạt động 3)</w:t>
-      </w:r>
-    </w:p>
-    <w:p>
-      <w:pPr>
-        <w:spacing w:line="288" w:lineRule="auto" w:after="60" w:before="0"/>
-        <w:ind w:firstLine="709"/>
-        <w:jc w:val="both"/>
-      </w:pPr>
-      <w:r>
-        <w:rPr>
-          <w:rFonts w:ascii="Times New Roman" w:hAnsi="Times New Roman" w:cs="Times New Roman" w:eastAsia="Times New Roman"/>
-          <w:b/>
-          <w:i w:val="0"/>
-          <w:sz w:val="26"/>
-        </w:rPr>
-        <w:t>2.2. Năng lực số (Thông tư 02/2025 – CV 3456):</w:t>
-      </w:r>
-    </w:p>
-    <w:p>
-      <w:pPr>
-        <w:spacing w:line="288" w:lineRule="auto" w:after="60" w:before="0"/>
-        <w:ind w:firstLine="0" w:left="850"/>
-        <w:jc w:val="both"/>
-      </w:pPr>
-      <w:r>
-        <w:rPr>
-          <w:rFonts w:ascii="Times New Roman" w:hAnsi="Times New Roman" w:cs="Times New Roman" w:eastAsia="Times New Roman"/>
-          <w:b w:val="0"/>
-          <w:i w:val="0"/>
-          <w:sz w:val="26"/>
-        </w:rPr>
-        <w:t>- Miền V. Giải quyết vấn đề (thành tố 5.3. Sử dụng sáng tạo công nghệ số – Bậc 2): Ứng dụng công nghệ và thiết bị thông minh để giải quyết nhiệm vụ mô hình Bài 2. Robot cố định vật. (Đạt được thông qua Hoạt động 2, Hoạt động 3)</w:t>
-      </w:r>
-    </w:p>
-    <w:p>
-      <w:pPr>
-        <w:spacing w:line="288" w:lineRule="auto" w:after="60" w:before="0"/>
-        <w:ind w:firstLine="709"/>
-        <w:jc w:val="both"/>
-      </w:pPr>
-      <w:r>
-        <w:rPr>
-          <w:rFonts w:ascii="Times New Roman" w:hAnsi="Times New Roman" w:cs="Times New Roman" w:eastAsia="Times New Roman"/>
-          <w:b/>
-          <w:i w:val="0"/>
-          <w:sz w:val="26"/>
-        </w:rPr>
-        <w:t>2.3. Năng lực chung:</w:t>
-      </w:r>
-    </w:p>
-    <w:p>
-      <w:pPr>
-        <w:spacing w:line="288" w:lineRule="auto" w:after="60" w:before="0"/>
-        <w:ind w:firstLine="0" w:left="850"/>
-        <w:jc w:val="both"/>
-      </w:pPr>
-      <w:r>
-        <w:rPr>
-          <w:rFonts w:ascii="Times New Roman" w:hAnsi="Times New Roman" w:cs="Times New Roman" w:eastAsia="Times New Roman"/>
-          <w:b w:val="0"/>
-          <w:i w:val="0"/>
-          <w:sz w:val="26"/>
-        </w:rPr>
-        <w:t>- Tự chủ và tự học: Quan sát sơ đồ 2D/3D hướng dẫn lắp ráp, chủ động chuẩn bị đúng linh kiện. (Đạt được thông qua Hoạt động 2)</w:t>
-      </w:r>
-    </w:p>
-    <w:p>
-      <w:pPr>
-        <w:spacing w:line="288" w:lineRule="auto" w:after="60" w:before="0"/>
-        <w:ind w:firstLine="0" w:left="850"/>
-        <w:jc w:val="both"/>
-      </w:pPr>
-      <w:r>
-        <w:rPr>
-          <w:rFonts w:ascii="Times New Roman" w:hAnsi="Times New Roman" w:cs="Times New Roman" w:eastAsia="Times New Roman"/>
-          <w:b w:val="0"/>
-          <w:i w:val="0"/>
-          <w:sz w:val="26"/>
-        </w:rPr>
-        <w:t>- Giao tiếp và hợp tác: Phân công nhiệm vụ nhóm ăn ý khi thực hành lắp ráp và thử nghiệm sản phẩm. (Đạt được thông qua Hoạt động 3)</w:t>
-      </w:r>
-    </w:p>
-    <w:p>
-      <w:pPr>
-        <w:spacing w:line="288" w:lineRule="auto" w:after="60" w:before="0"/>
-        <w:ind w:firstLine="0" w:left="850"/>
-        <w:jc w:val="both"/>
-      </w:pPr>
-      <w:r>
-        <w:rPr>
-          <w:rFonts w:ascii="Times New Roman" w:hAnsi="Times New Roman" w:cs="Times New Roman" w:eastAsia="Times New Roman"/>
-          <w:b w:val="0"/>
-          <w:i w:val="0"/>
-          <w:sz w:val="26"/>
-        </w:rPr>
-        <w:t>- Giải quyết vấn đề và sáng tạo: Phát hiện và xử lý lỗi sai lắp ráp, đề xuất ý tưởng cải tiến mô hình. (Đạt được thông qua Hoạt động 3, Hoạt động 4)</w:t>
-      </w:r>
-    </w:p>
-    <w:p>
-      <w:pPr>
-        <w:spacing w:line="319" w:lineRule="auto" w:after="60" w:before="0"/>
-        <w:ind w:firstLine="0"/>
-        <w:jc w:val="both"/>
-      </w:pPr>
-      <w:r>
-        <w:rPr>
-          <w:rFonts w:ascii="Times New Roman" w:hAnsi="Times New Roman" w:cs="Times New Roman" w:eastAsia="Times New Roman"/>
-          <w:b/>
-          <w:i w:val="0"/>
-          <w:sz w:val="26"/>
-        </w:rPr>
-        <w:t>II. ĐỒ DÙNG DẠY HỌC :</w:t>
-      </w:r>
-    </w:p>
-    <w:p>
-      <w:pPr>
-        <w:spacing w:line="319" w:lineRule="auto" w:after="60" w:before="0"/>
-        <w:ind w:firstLine="720"/>
-        <w:jc w:val="both"/>
-      </w:pPr>
-      <w:r>
-        <w:rPr>
-          <w:rFonts w:ascii="Times New Roman" w:hAnsi="Times New Roman" w:cs="Times New Roman" w:eastAsia="Times New Roman"/>
-          <w:b w:val="0"/>
-          <w:i w:val="0"/>
-          <w:sz w:val="26"/>
-        </w:rPr>
-        <w:t>1. Giáo viên: Bộ Kit Robotics OLLO Excel 1 mẫu, máy tính GV, máy chiếu, bài trình chiếu slide hướng dẫn lắp ráp từng bước mô hình Bài 2. Robot cố định vật, phiếu hướng dẫn thực hành.</w:t>
-      </w:r>
-    </w:p>
-    <w:p>
-      <w:pPr>
-        <w:spacing w:line="319" w:lineRule="auto" w:after="60" w:before="0"/>
-        <w:ind w:firstLine="720"/>
-        <w:jc w:val="both"/>
-      </w:pPr>
-      <w:r>
-        <w:rPr>
-          <w:rFonts w:ascii="Times New Roman" w:hAnsi="Times New Roman" w:cs="Times New Roman" w:eastAsia="Times New Roman"/>
-          <w:b w:val="0"/>
-          <w:i w:val="0"/>
-          <w:sz w:val="26"/>
-        </w:rPr>
-        <w:t>2. Học sinh: Bộ Kit Robotics OLLO Excel 1 theo nhóm, dụng cụ tháo chốt nhựa, vở ghi bài.</w:t>
-      </w:r>
-    </w:p>
-    <w:p>
-      <w:pPr>
-        <w:spacing w:line="319" w:lineRule="auto" w:after="60" w:before="0"/>
-        <w:ind w:firstLine="0"/>
-        <w:jc w:val="both"/>
-      </w:pPr>
-      <w:r>
-        <w:rPr>
-          <w:rFonts w:ascii="Times New Roman" w:hAnsi="Times New Roman" w:cs="Times New Roman" w:eastAsia="Times New Roman"/>
-          <w:b/>
-          <w:i w:val="0"/>
-          <w:sz w:val="26"/>
-        </w:rPr>
-        <w:t>III. PHƯƠNG PHÁP, KĨ THUẬT DẠY HỌC</w:t>
-      </w:r>
-    </w:p>
-    <w:p>
-      <w:pPr>
-        <w:spacing w:line="319" w:lineRule="auto" w:after="60" w:before="0"/>
-        <w:ind w:firstLine="720"/>
-        <w:jc w:val="both"/>
-      </w:pPr>
-      <w:r>
-        <w:rPr>
-          <w:rFonts w:ascii="Times New Roman" w:hAnsi="Times New Roman" w:cs="Times New Roman" w:eastAsia="Times New Roman"/>
-          <w:b w:val="0"/>
-          <w:i w:val="0"/>
-          <w:sz w:val="26"/>
-        </w:rPr>
-        <w:t>- Phương pháp dạy học: Trực quan mô hình, hướng dẫn thực hành step-by-step, làm việc nhóm, giải quyết vấn đề (STEM/STEAM).</w:t>
-      </w:r>
-    </w:p>
-    <w:p>
-      <w:pPr>
-        <w:spacing w:line="319" w:lineRule="auto" w:after="60" w:before="0"/>
-        <w:ind w:firstLine="720"/>
-        <w:jc w:val="both"/>
-      </w:pPr>
-      <w:r>
-        <w:rPr>
-          <w:rFonts w:ascii="Times New Roman" w:hAnsi="Times New Roman" w:cs="Times New Roman" w:eastAsia="Times New Roman"/>
-          <w:b w:val="0"/>
-          <w:i w:val="0"/>
-          <w:sz w:val="26"/>
-        </w:rPr>
-        <w:t>- Kĩ thuật dạy học: Think-Pair-Share, động não, giao nhiệm vụ phân tầng, trình bày 1 phút.</w:t>
-      </w:r>
-    </w:p>
-    <w:p>
-      <w:pPr>
-        <w:spacing w:line="319" w:lineRule="auto" w:after="60" w:before="0"/>
-        <w:ind w:firstLine="0"/>
-        <w:jc w:val="both"/>
-      </w:pPr>
-      <w:r>
-        <w:rPr>
-          <w:rFonts w:ascii="Times New Roman" w:hAnsi="Times New Roman" w:cs="Times New Roman" w:eastAsia="Times New Roman"/>
-          <w:b/>
-          <w:i w:val="0"/>
-          <w:sz w:val="26"/>
-        </w:rPr>
-        <w:t>IV. CÁC HOẠT ĐỘNG DẠY - HỌC CHỦ YẾU:</w:t>
+        <w:t>d) Tổ chức thực hiện:</w:t>
       </w:r>
     </w:p>
     <w:tbl>
       <w:tblPr>
         <w:tblW w:type="auto" w:w="0"/>
         <w:tblLook w:firstColumn="1" w:firstRow="1" w:lastColumn="0" w:lastRow="0" w:noHBand="0" w:noVBand="1" w:val="04A0"/>
-        <w:jc w:val="center"/>
         <w:tblBorders>
           <w:top w:val="single" w:sz="4" w:space="0" w:color="000000"/>
           <w:left w:val="single" w:sz="4" w:space="0" w:color="000000"/>
@@ -660,13 +750,13 @@
         </w:tblBorders>
       </w:tblPr>
       <w:tblGrid>
-        <w:gridCol w:w="4537"/>
-        <w:gridCol w:w="4537"/>
+        <w:gridCol w:w="4796"/>
+        <w:gridCol w:w="4796"/>
       </w:tblGrid>
       <w:tr>
         <w:tc>
           <w:tcPr>
-            <w:tcW w:type="dxa" w:w="4537"/>
+            <w:tcW w:type="dxa" w:w="5102"/>
             <w:tcMar>
               <w:top w:w="80" w:type="dxa"/>
               <w:bottom w:w="80" w:type="dxa"/>
@@ -676,7 +766,7 @@
           </w:tcPr>
           <w:p>
             <w:pPr>
-              <w:spacing w:line="319" w:lineRule="auto" w:after="40"/>
+              <w:spacing w:line="276" w:lineRule="auto" w:after="40"/>
               <w:jc w:val="center"/>
             </w:pPr>
             <w:r/>
@@ -693,7 +783,7 @@
         </w:tc>
         <w:tc>
           <w:tcPr>
-            <w:tcW w:type="dxa" w:w="4537"/>
+            <w:tcW w:type="dxa" w:w="3969"/>
             <w:tcMar>
               <w:top w:w="80" w:type="dxa"/>
               <w:bottom w:w="80" w:type="dxa"/>
@@ -703,7 +793,7 @@
           </w:tcPr>
           <w:p>
             <w:pPr>
-              <w:spacing w:line="319" w:lineRule="auto" w:after="40"/>
+              <w:spacing w:line="276" w:lineRule="auto" w:after="40"/>
               <w:jc w:val="center"/>
             </w:pPr>
             <w:r/>
@@ -722,8 +812,7 @@
       <w:tr>
         <w:tc>
           <w:tcPr>
-            <w:tcW w:type="dxa" w:w="4537"/>
-            <w:gridSpan w:val="2"/>
+            <w:tcW w:type="dxa" w:w="4796"/>
             <w:tcMar>
               <w:top w:w="80" w:type="dxa"/>
               <w:bottom w:w="80" w:type="dxa"/>
@@ -733,41 +822,69 @@
           </w:tcPr>
           <w:p>
             <w:pPr>
-              <w:spacing w:line="319" w:lineRule="auto" w:after="40"/>
+              <w:spacing w:line="276" w:lineRule="auto" w:after="40"/>
               <w:jc w:val="left"/>
             </w:pPr>
             <w:r/>
             <w:r>
               <w:rPr>
                 <w:rFonts w:ascii="Times New Roman" w:hAnsi="Times New Roman" w:cs="Times New Roman" w:eastAsia="Times New Roman"/>
-                <w:b/>
-                <w:i w:val="0"/>
-                <w:sz w:val="26"/>
-              </w:rPr>
-              <w:t>1. Hoạt động MỞ ĐẦU (5 phút)</w:t>
-            </w:r>
-          </w:p>
-          <w:p>
-            <w:pPr>
-              <w:spacing w:line="319" w:lineRule="auto" w:after="40"/>
+                <w:b w:val="0"/>
+                <w:i w:val="0"/>
+                <w:sz w:val="26"/>
+              </w:rPr>
+              <w:t>- GV trình chiếu clip/hình ảnh thực tế sinh động liên quan đến chủ đề.</w:t>
+            </w:r>
+          </w:p>
+          <w:p>
+            <w:pPr>
+              <w:spacing w:line="276" w:lineRule="auto" w:after="40"/>
               <w:jc w:val="left"/>
             </w:pPr>
             <w:r>
               <w:rPr>
                 <w:rFonts w:ascii="Times New Roman" w:hAnsi="Times New Roman" w:cs="Times New Roman" w:eastAsia="Times New Roman"/>
-                <w:b/>
-                <w:i w:val="0"/>
-                <w:sz w:val="26"/>
-              </w:rPr>
-              <w:t>*Mục tiêu: Kích hoạt hứng thú, tạo tình huống kết nối vào bài học Bài 2. Robot cố định vật.</w:t>
+                <w:b w:val="0"/>
+                <w:i w:val="0"/>
+                <w:sz w:val="26"/>
+              </w:rPr>
+              <w:t>- Đặt câu hỏi dẫn dắt: "Em có biết bạn robot này giúp ích gì cho con người không?"</w:t>
+            </w:r>
+          </w:p>
+          <w:p>
+            <w:pPr>
+              <w:spacing w:line="276" w:lineRule="auto" w:after="40"/>
+              <w:jc w:val="left"/>
+            </w:pPr>
+            <w:r>
+              <w:rPr>
+                <w:rFonts w:ascii="Times New Roman" w:hAnsi="Times New Roman" w:cs="Times New Roman" w:eastAsia="Times New Roman"/>
+                <w:b w:val="0"/>
+                <w:i w:val="0"/>
+                <w:sz w:val="26"/>
+              </w:rPr>
+              <w:t>- HS chú ý quan sát, thảo luận cặp đôi và xung phong trả lời.</w:t>
+            </w:r>
+          </w:p>
+          <w:p>
+            <w:pPr>
+              <w:spacing w:line="276" w:lineRule="auto" w:after="40"/>
+              <w:jc w:val="left"/>
+            </w:pPr>
+            <w:r>
+              <w:rPr>
+                <w:rFonts w:ascii="Times New Roman" w:hAnsi="Times New Roman" w:cs="Times New Roman" w:eastAsia="Times New Roman"/>
+                <w:b w:val="0"/>
+                <w:i w:val="0"/>
+                <w:sz w:val="26"/>
+              </w:rPr>
+              <w:t>- GV nhận xét, tuyên dương và dẫn dắt vào bài mới.</w:t>
             </w:r>
           </w:p>
         </w:tc>
-      </w:tr>
-      <w:tr>
         <w:tc>
           <w:tcPr>
-            <w:tcW w:type="dxa" w:w="4537"/>
+            <w:tcW w:type="dxa" w:w="4796"/>
             <w:tcMar>
               <w:top w:w="80" w:type="dxa"/>
               <w:bottom w:w="80" w:type="dxa"/>
@@ -777,7 +894,7 @@
           </w:tcPr>
           <w:p>
             <w:pPr>
-              <w:spacing w:line="319" w:lineRule="auto" w:after="40"/>
+              <w:spacing w:line="276" w:lineRule="auto" w:after="40"/>
               <w:jc w:val="left"/>
             </w:pPr>
             <w:r/>
@@ -788,12 +905,12 @@
                 <w:i w:val="0"/>
                 <w:sz w:val="26"/>
               </w:rPr>
-              <w:t>GV: Chiếu video/hình ảnh liên quan đến Bài 2. Robot cố định vật. Đặt câu hỏi gợi mở tình huống thực tế.</w:t>
-            </w:r>
-          </w:p>
-          <w:p>
-            <w:pPr>
-              <w:spacing w:line="319" w:lineRule="auto" w:after="40"/>
+              <w:t>HS hào hứng, tập trung vào bài học.</w:t>
+            </w:r>
+          </w:p>
+          <w:p>
+            <w:pPr>
+              <w:spacing w:line="276" w:lineRule="auto" w:after="40"/>
               <w:jc w:val="left"/>
             </w:pPr>
             <w:r>
@@ -803,73 +920,146 @@
                 <w:i w:val="0"/>
                 <w:sz w:val="26"/>
               </w:rPr>
-              <w:t>- Mời 2-3 HS phát biểu.</w:t>
-            </w:r>
-          </w:p>
-          <w:p>
-            <w:pPr>
-              <w:spacing w:line="319" w:lineRule="auto" w:after="40"/>
-              <w:jc w:val="left"/>
-            </w:pPr>
-            <w:r>
-              <w:rPr>
-                <w:rFonts w:ascii="Times New Roman" w:hAnsi="Times New Roman" w:cs="Times New Roman" w:eastAsia="Times New Roman"/>
-                <w:b w:val="0"/>
-                <w:i w:val="0"/>
-                <w:sz w:val="26"/>
-              </w:rPr>
-              <w:t>- Chốt kiến thức, dẫn dắt vào bài mới.</w:t>
-            </w:r>
-          </w:p>
-          <w:p>
-            <w:pPr>
-              <w:spacing w:line="319" w:lineRule="auto" w:after="40"/>
-              <w:jc w:val="left"/>
-            </w:pPr>
-            <w:r>
-              <w:rPr>
-                <w:rFonts w:ascii="Times New Roman" w:hAnsi="Times New Roman" w:cs="Times New Roman" w:eastAsia="Times New Roman"/>
-                <w:b w:val="0"/>
-                <w:i w:val="0"/>
-                <w:sz w:val="26"/>
-              </w:rPr>
-              <w:t>HS: Quan sát màn chiếu và suy nghĩ.</w:t>
-            </w:r>
-          </w:p>
-          <w:p>
-            <w:pPr>
-              <w:spacing w:line="319" w:lineRule="auto" w:after="40"/>
-              <w:jc w:val="left"/>
-            </w:pPr>
-            <w:r>
-              <w:rPr>
-                <w:rFonts w:ascii="Times New Roman" w:hAnsi="Times New Roman" w:cs="Times New Roman" w:eastAsia="Times New Roman"/>
-                <w:b w:val="0"/>
-                <w:i w:val="0"/>
-                <w:sz w:val="26"/>
-              </w:rPr>
-              <w:t>- Thảo luận nhanh với bạn bên cạnh.</w:t>
-            </w:r>
-          </w:p>
-          <w:p>
-            <w:pPr>
-              <w:spacing w:line="319" w:lineRule="auto" w:after="40"/>
-              <w:jc w:val="left"/>
-            </w:pPr>
-            <w:r>
-              <w:rPr>
-                <w:rFonts w:ascii="Times New Roman" w:hAnsi="Times New Roman" w:cs="Times New Roman" w:eastAsia="Times New Roman"/>
-                <w:b w:val="0"/>
-                <w:i w:val="0"/>
-                <w:sz w:val="26"/>
-              </w:rPr>
-              <w:t>- Hăng hái giơ tay trả lời, mở bộ Kit chuẩn bị.</w:t>
+              <w:t>Nhận diện được chủ đề bài học.</w:t>
             </w:r>
           </w:p>
         </w:tc>
+      </w:tr>
+    </w:tbl>
+    <w:p>
+      <w:pPr>
+        <w:spacing w:line="276" w:lineRule="auto" w:after="60" w:before="0"/>
+        <w:jc w:val="both"/>
+      </w:pPr>
+    </w:p>
+    <w:p>
+      <w:pPr>
+        <w:spacing w:line="276" w:lineRule="auto" w:after="60" w:before="0"/>
+        <w:ind w:firstLine="720"/>
+        <w:jc w:val="both"/>
+      </w:pPr>
+      <w:r>
+        <w:rPr>
+          <w:rFonts w:ascii="Times New Roman" w:hAnsi="Times New Roman" w:cs="Times New Roman" w:eastAsia="Times New Roman"/>
+          <w:b/>
+          <w:i w:val="0"/>
+          <w:sz w:val="26"/>
+        </w:rPr>
+        <w:t>2. Hoạt động 2. Khám phá (12-15 phút)</w:t>
+      </w:r>
+    </w:p>
+    <w:p>
+      <w:pPr>
+        <w:spacing w:line="276" w:lineRule="auto" w:after="60" w:before="0"/>
+        <w:ind w:firstLine="720"/>
+        <w:jc w:val="both"/>
+      </w:pPr>
+      <w:r>
+        <w:rPr>
+          <w:rFonts w:ascii="Times New Roman" w:hAnsi="Times New Roman" w:cs="Times New Roman" w:eastAsia="Times New Roman"/>
+          <w:b/>
+          <w:i w:val="0"/>
+          <w:sz w:val="26"/>
+        </w:rPr>
+        <w:t xml:space="preserve">a) Mục tiêu: </w:t>
+      </w:r>
+      <w:r>
+        <w:rPr>
+          <w:rFonts w:ascii="Times New Roman" w:hAnsi="Times New Roman" w:cs="Times New Roman" w:eastAsia="Times New Roman"/>
+          <w:b w:val="0"/>
+          <w:i/>
+          <w:sz w:val="26"/>
+        </w:rPr>
+        <w:t>Tìm hiểu cấu tạo và danh mục linh kiện cần dùng cho Bài 2. Robot cố định vật.</w:t>
+      </w:r>
+    </w:p>
+    <w:p>
+      <w:pPr>
+        <w:spacing w:line="276" w:lineRule="auto" w:after="60" w:before="0"/>
+        <w:ind w:firstLine="720"/>
+        <w:jc w:val="both"/>
+      </w:pPr>
+      <w:r>
+        <w:rPr>
+          <w:rFonts w:ascii="Times New Roman" w:hAnsi="Times New Roman" w:cs="Times New Roman" w:eastAsia="Times New Roman"/>
+          <w:b/>
+          <w:i w:val="0"/>
+          <w:sz w:val="26"/>
+        </w:rPr>
+        <w:t xml:space="preserve">b) Nội dung: </w:t>
+      </w:r>
+      <w:r>
+        <w:rPr>
+          <w:rFonts w:ascii="Times New Roman" w:hAnsi="Times New Roman" w:cs="Times New Roman" w:eastAsia="Times New Roman"/>
+          <w:b w:val="0"/>
+          <w:i/>
+          <w:sz w:val="26"/>
+        </w:rPr>
+        <w:t>Tìm hiểu các chi tiết khung, chốt nối, động cơ và bánh xe.</w:t>
+      </w:r>
+    </w:p>
+    <w:p>
+      <w:pPr>
+        <w:spacing w:line="276" w:lineRule="auto" w:after="60" w:before="0"/>
+        <w:ind w:firstLine="720"/>
+        <w:jc w:val="both"/>
+      </w:pPr>
+      <w:r>
+        <w:rPr>
+          <w:rFonts w:ascii="Times New Roman" w:hAnsi="Times New Roman" w:cs="Times New Roman" w:eastAsia="Times New Roman"/>
+          <w:b/>
+          <w:i w:val="0"/>
+          <w:sz w:val="26"/>
+        </w:rPr>
+        <w:t xml:space="preserve">c) Sản phẩm: </w:t>
+      </w:r>
+      <w:r>
+        <w:rPr>
+          <w:rFonts w:ascii="Times New Roman" w:hAnsi="Times New Roman" w:cs="Times New Roman" w:eastAsia="Times New Roman"/>
+          <w:b w:val="0"/>
+          <w:i/>
+          <w:sz w:val="26"/>
+        </w:rPr>
+        <w:t>Khay linh kiện đầy đủ, sắp xếp ngăn nắp theo hướng dẫn.</w:t>
+      </w:r>
+    </w:p>
+    <w:p>
+      <w:pPr>
+        <w:spacing w:line="276" w:lineRule="auto" w:after="60" w:before="0"/>
+        <w:ind w:firstLine="720"/>
+        <w:jc w:val="both"/>
+      </w:pPr>
+      <w:r>
+        <w:rPr>
+          <w:rFonts w:ascii="Times New Roman" w:hAnsi="Times New Roman" w:cs="Times New Roman" w:eastAsia="Times New Roman"/>
+          <w:b/>
+          <w:i w:val="0"/>
+          <w:sz w:val="26"/>
+        </w:rPr>
+        <w:t>d) Tổ chức thực hiện:</w:t>
+      </w:r>
+    </w:p>
+    <w:tbl>
+      <w:tblPr>
+        <w:tblW w:type="auto" w:w="0"/>
+        <w:tblLook w:firstColumn="1" w:firstRow="1" w:lastColumn="0" w:lastRow="0" w:noHBand="0" w:noVBand="1" w:val="04A0"/>
+        <w:tblBorders>
+          <w:top w:val="single" w:sz="4" w:space="0" w:color="000000"/>
+          <w:left w:val="single" w:sz="4" w:space="0" w:color="000000"/>
+          <w:bottom w:val="single" w:sz="4" w:space="0" w:color="000000"/>
+          <w:right w:val="single" w:sz="4" w:space="0" w:color="000000"/>
+          <w:insideH w:val="single" w:sz="4" w:space="0" w:color="000000"/>
+          <w:insideV w:val="single" w:sz="4" w:space="0" w:color="000000"/>
+        </w:tblBorders>
+      </w:tblPr>
+      <w:tblGrid>
+        <w:gridCol w:w="4796"/>
+        <w:gridCol w:w="4796"/>
+      </w:tblGrid>
+      <w:tr>
         <w:tc>
           <w:tcPr>
-            <w:tcW w:type="dxa" w:w="4537"/>
+            <w:tcW w:type="dxa" w:w="5102"/>
             <w:tcMar>
               <w:top w:w="80" w:type="dxa"/>
               <w:bottom w:w="80" w:type="dxa"/>
@@ -879,42 +1069,24 @@
           </w:tcPr>
           <w:p>
             <w:pPr>
-              <w:spacing w:line="319" w:lineRule="auto" w:after="40"/>
-              <w:jc w:val="left"/>
+              <w:spacing w:line="276" w:lineRule="auto" w:after="40"/>
+              <w:jc w:val="center"/>
             </w:pPr>
             <w:r/>
             <w:r>
               <w:rPr>
                 <w:rFonts w:ascii="Times New Roman" w:hAnsi="Times New Roman" w:cs="Times New Roman" w:eastAsia="Times New Roman"/>
-                <w:b w:val="0"/>
-                <w:i w:val="0"/>
-                <w:sz w:val="26"/>
-              </w:rPr>
-              <w:t>HS nhận diện được vấn đề kỹ thuật của bài học.</w:t>
-            </w:r>
-          </w:p>
-          <w:p>
-            <w:pPr>
-              <w:spacing w:line="319" w:lineRule="auto" w:after="40"/>
-              <w:jc w:val="left"/>
-            </w:pPr>
-            <w:r>
-              <w:rPr>
-                <w:rFonts w:ascii="Times New Roman" w:hAnsi="Times New Roman" w:cs="Times New Roman" w:eastAsia="Times New Roman"/>
-                <w:b w:val="0"/>
-                <w:i w:val="0"/>
-                <w:sz w:val="26"/>
-              </w:rPr>
-              <w:t>HS hứng thú, sẵn sàng bước vào hoạt động chính.</w:t>
+                <w:b/>
+                <w:i w:val="0"/>
+                <w:sz w:val="26"/>
+              </w:rPr>
+              <w:t>HOẠT ĐỘNG CỦA GV – HS</w:t>
             </w:r>
           </w:p>
         </w:tc>
-      </w:tr>
-      <w:tr>
         <w:tc>
           <w:tcPr>
-            <w:tcW w:type="dxa" w:w="4537"/>
-            <w:gridSpan w:val="2"/>
+            <w:tcW w:type="dxa" w:w="3969"/>
             <w:tcMar>
               <w:top w:w="80" w:type="dxa"/>
               <w:bottom w:w="80" w:type="dxa"/>
@@ -924,8 +1096,8 @@
           </w:tcPr>
           <w:p>
             <w:pPr>
-              <w:spacing w:line="319" w:lineRule="auto" w:after="40"/>
-              <w:jc w:val="left"/>
+              <w:spacing w:line="276" w:lineRule="auto" w:after="40"/>
+              <w:jc w:val="center"/>
             </w:pPr>
             <w:r/>
             <w:r>
@@ -935,22 +1107,7 @@
                 <w:i w:val="0"/>
                 <w:sz w:val="26"/>
               </w:rPr>
-              <w:t>2. HOẠT ĐỘNG HÌNH THÀNH KIẾN THỨC MỚI (15 phút)</w:t>
-            </w:r>
-          </w:p>
-          <w:p>
-            <w:pPr>
-              <w:spacing w:line="319" w:lineRule="auto" w:after="40"/>
-              <w:jc w:val="left"/>
-            </w:pPr>
-            <w:r>
-              <w:rPr>
-                <w:rFonts w:ascii="Times New Roman" w:hAnsi="Times New Roman" w:cs="Times New Roman" w:eastAsia="Times New Roman"/>
-                <w:b/>
-                <w:i w:val="0"/>
-                <w:sz w:val="26"/>
-              </w:rPr>
-              <w:t>*Mục tiêu: Tìm hiểu linh kiện và nguyên lý cơ khí của Bài 2. Robot cố định vật.</w:t>
+              <w:t>KẾT QUẢ CẦN ĐẠT</w:t>
             </w:r>
           </w:p>
         </w:tc>
@@ -958,7 +1115,7 @@
       <w:tr>
         <w:tc>
           <w:tcPr>
-            <w:tcW w:type="dxa" w:w="4537"/>
+            <w:tcW w:type="dxa" w:w="4796"/>
             <w:tcMar>
               <w:top w:w="80" w:type="dxa"/>
               <w:bottom w:w="80" w:type="dxa"/>
@@ -968,7 +1125,7 @@
           </w:tcPr>
           <w:p>
             <w:pPr>
-              <w:spacing w:line="319" w:lineRule="auto" w:after="40"/>
+              <w:spacing w:line="276" w:lineRule="auto" w:after="40"/>
               <w:jc w:val="left"/>
             </w:pPr>
             <w:r/>
@@ -979,12 +1136,12 @@
                 <w:i w:val="0"/>
                 <w:sz w:val="26"/>
               </w:rPr>
-              <w:t>GV: Giới thiệu linh kiện cần dùng và phân tích sơ đồ lắp ráp Bài 2. Robot cố định vật.</w:t>
-            </w:r>
-          </w:p>
-          <w:p>
-            <w:pPr>
-              <w:spacing w:line="319" w:lineRule="auto" w:after="40"/>
+              <w:t>- GV phát phiếu hướng dẫn và giới thiệu từng loại linh kiện chính.</w:t>
+            </w:r>
+          </w:p>
+          <w:p>
+            <w:pPr>
+              <w:spacing w:line="276" w:lineRule="auto" w:after="40"/>
               <w:jc w:val="left"/>
             </w:pPr>
             <w:r>
@@ -994,12 +1151,12 @@
                 <w:i w:val="0"/>
                 <w:sz w:val="26"/>
               </w:rPr>
-              <w:t>- Hướng dẫn HS quan sát cách ghép chốt và khớp nối.</w:t>
-            </w:r>
-          </w:p>
-          <w:p>
-            <w:pPr>
-              <w:spacing w:line="319" w:lineRule="auto" w:after="40"/>
+              <w:t>- Hướng dẫn HS cách chọn đúng chốt nối và cách phân biệt các khớp xoay.</w:t>
+            </w:r>
+          </w:p>
+          <w:p>
+            <w:pPr>
+              <w:spacing w:line="276" w:lineRule="auto" w:after="40"/>
               <w:jc w:val="left"/>
             </w:pPr>
             <w:r>
@@ -1009,12 +1166,12 @@
                 <w:i w:val="0"/>
                 <w:sz w:val="26"/>
               </w:rPr>
-              <w:t>- Kiểm tra khay linh kiện từng nhóm.</w:t>
-            </w:r>
-          </w:p>
-          <w:p>
-            <w:pPr>
-              <w:spacing w:line="319" w:lineRule="auto" w:after="40"/>
+              <w:t>- HS làm việc nhóm, chọn đúng các chi tiết cần thiết ra khay chứa.</w:t>
+            </w:r>
+          </w:p>
+          <w:p>
+            <w:pPr>
+              <w:spacing w:line="276" w:lineRule="auto" w:after="40"/>
               <w:jc w:val="left"/>
             </w:pPr>
             <w:r>
@@ -1024,43 +1181,13 @@
                 <w:i w:val="0"/>
                 <w:sz w:val="26"/>
               </w:rPr>
-              <w:t>HS: Theo dõi slide hướng dẫn.</w:t>
-            </w:r>
-          </w:p>
-          <w:p>
-            <w:pPr>
-              <w:spacing w:line="319" w:lineRule="auto" w:after="40"/>
-              <w:jc w:val="left"/>
-            </w:pPr>
-            <w:r>
-              <w:rPr>
-                <w:rFonts w:ascii="Times New Roman" w:hAnsi="Times New Roman" w:cs="Times New Roman" w:eastAsia="Times New Roman"/>
-                <w:b w:val="0"/>
-                <w:i w:val="0"/>
-                <w:sz w:val="26"/>
-              </w:rPr>
-              <w:t>- Nhặt đúng và đủ số lượng linh kiện ra khay chứa.</w:t>
-            </w:r>
-          </w:p>
-          <w:p>
-            <w:pPr>
-              <w:spacing w:line="319" w:lineRule="auto" w:after="40"/>
-              <w:jc w:val="left"/>
-            </w:pPr>
-            <w:r>
-              <w:rPr>
-                <w:rFonts w:ascii="Times New Roman" w:hAnsi="Times New Roman" w:cs="Times New Roman" w:eastAsia="Times New Roman"/>
-                <w:b w:val="0"/>
-                <w:i w:val="0"/>
-                <w:sz w:val="26"/>
-              </w:rPr>
-              <w:t>- Ghi nhớ thứ tự các bước ghép linh kiện.</w:t>
+              <w:t>- GV đi từng bàn kiểm tra, hỗ trợ nhóm còn lúng túng.</w:t>
             </w:r>
           </w:p>
         </w:tc>
         <w:tc>
           <w:tcPr>
-            <w:tcW w:type="dxa" w:w="4537"/>
+            <w:tcW w:type="dxa" w:w="4796"/>
             <w:tcMar>
               <w:top w:w="80" w:type="dxa"/>
               <w:bottom w:w="80" w:type="dxa"/>
@@ -1070,7 +1197,7 @@
           </w:tcPr>
           <w:p>
             <w:pPr>
-              <w:spacing w:line="319" w:lineRule="auto" w:after="40"/>
+              <w:spacing w:line="276" w:lineRule="auto" w:after="40"/>
               <w:jc w:val="left"/>
             </w:pPr>
             <w:r/>
@@ -1081,12 +1208,12 @@
                 <w:i w:val="0"/>
                 <w:sz w:val="26"/>
               </w:rPr>
-              <w:t>HS nhận biết chính xác tên gọi, vị trí các linh kiện.</w:t>
-            </w:r>
-          </w:p>
-          <w:p>
-            <w:pPr>
-              <w:spacing w:line="319" w:lineRule="auto" w:after="40"/>
+              <w:t>HS gọi đúng tên các linh kiện cơ bản.</w:t>
+            </w:r>
+          </w:p>
+          <w:p>
+            <w:pPr>
+              <w:spacing w:line="276" w:lineRule="auto" w:after="40"/>
               <w:jc w:val="left"/>
             </w:pPr>
             <w:r>
@@ -1096,16 +1223,146 @@
                 <w:i w:val="0"/>
                 <w:sz w:val="26"/>
               </w:rPr>
-              <w:t>HS nắm vững quy trình các bước lắp ráp.</w:t>
+              <w:t>Chuẩn bị đầy đủ linh kiện lắp ráp.</w:t>
             </w:r>
           </w:p>
         </w:tc>
       </w:tr>
+    </w:tbl>
+    <w:p>
+      <w:pPr>
+        <w:spacing w:line="276" w:lineRule="auto" w:after="60" w:before="0"/>
+        <w:jc w:val="both"/>
+      </w:pPr>
+    </w:p>
+    <w:p>
+      <w:pPr>
+        <w:spacing w:line="276" w:lineRule="auto" w:after="60" w:before="0"/>
+        <w:ind w:firstLine="720"/>
+        <w:jc w:val="both"/>
+      </w:pPr>
+      <w:r>
+        <w:rPr>
+          <w:rFonts w:ascii="Times New Roman" w:hAnsi="Times New Roman" w:cs="Times New Roman" w:eastAsia="Times New Roman"/>
+          <w:b/>
+          <w:i w:val="0"/>
+          <w:sz w:val="26"/>
+        </w:rPr>
+        <w:t>3. Hoạt động 3. Luyện tập – Thực hành (12-15 phút)</w:t>
+      </w:r>
+    </w:p>
+    <w:p>
+      <w:pPr>
+        <w:spacing w:line="276" w:lineRule="auto" w:after="60" w:before="0"/>
+        <w:ind w:firstLine="720"/>
+        <w:jc w:val="both"/>
+      </w:pPr>
+      <w:r>
+        <w:rPr>
+          <w:rFonts w:ascii="Times New Roman" w:hAnsi="Times New Roman" w:cs="Times New Roman" w:eastAsia="Times New Roman"/>
+          <w:b/>
+          <w:i w:val="0"/>
+          <w:sz w:val="26"/>
+        </w:rPr>
+        <w:t xml:space="preserve">a) Mục tiêu: </w:t>
+      </w:r>
+      <w:r>
+        <w:rPr>
+          <w:rFonts w:ascii="Times New Roman" w:hAnsi="Times New Roman" w:cs="Times New Roman" w:eastAsia="Times New Roman"/>
+          <w:b w:val="0"/>
+          <w:i/>
+          <w:sz w:val="26"/>
+        </w:rPr>
+        <w:t>Lắp ráp và vận hành mô hình Bài 2. Robot cố định vật theo đúng quy trình.</w:t>
+      </w:r>
+    </w:p>
+    <w:p>
+      <w:pPr>
+        <w:spacing w:line="276" w:lineRule="auto" w:after="60" w:before="0"/>
+        <w:ind w:firstLine="720"/>
+        <w:jc w:val="both"/>
+      </w:pPr>
+      <w:r>
+        <w:rPr>
+          <w:rFonts w:ascii="Times New Roman" w:hAnsi="Times New Roman" w:cs="Times New Roman" w:eastAsia="Times New Roman"/>
+          <w:b/>
+          <w:i w:val="0"/>
+          <w:sz w:val="26"/>
+        </w:rPr>
+        <w:t xml:space="preserve">b) Nội dung: </w:t>
+      </w:r>
+      <w:r>
+        <w:rPr>
+          <w:rFonts w:ascii="Times New Roman" w:hAnsi="Times New Roman" w:cs="Times New Roman" w:eastAsia="Times New Roman"/>
+          <w:b w:val="0"/>
+          <w:i/>
+          <w:sz w:val="26"/>
+        </w:rPr>
+        <w:t>Tiến hành lắp ghép mô hình robot theo các bước hướng dẫn.</w:t>
+      </w:r>
+    </w:p>
+    <w:p>
+      <w:pPr>
+        <w:spacing w:line="276" w:lineRule="auto" w:after="60" w:before="0"/>
+        <w:ind w:firstLine="720"/>
+        <w:jc w:val="both"/>
+      </w:pPr>
+      <w:r>
+        <w:rPr>
+          <w:rFonts w:ascii="Times New Roman" w:hAnsi="Times New Roman" w:cs="Times New Roman" w:eastAsia="Times New Roman"/>
+          <w:b/>
+          <w:i w:val="0"/>
+          <w:sz w:val="26"/>
+        </w:rPr>
+        <w:t xml:space="preserve">c) Sản phẩm: </w:t>
+      </w:r>
+      <w:r>
+        <w:rPr>
+          <w:rFonts w:ascii="Times New Roman" w:hAnsi="Times New Roman" w:cs="Times New Roman" w:eastAsia="Times New Roman"/>
+          <w:b w:val="0"/>
+          <w:i/>
+          <w:sz w:val="26"/>
+        </w:rPr>
+        <w:t>Mô hình robot Bài 2. Robot cố định vật hoàn thiện, hoạt động đúng yêu cầu.</w:t>
+      </w:r>
+    </w:p>
+    <w:p>
+      <w:pPr>
+        <w:spacing w:line="276" w:lineRule="auto" w:after="60" w:before="0"/>
+        <w:ind w:firstLine="720"/>
+        <w:jc w:val="both"/>
+      </w:pPr>
+      <w:r>
+        <w:rPr>
+          <w:rFonts w:ascii="Times New Roman" w:hAnsi="Times New Roman" w:cs="Times New Roman" w:eastAsia="Times New Roman"/>
+          <w:b/>
+          <w:i w:val="0"/>
+          <w:sz w:val="26"/>
+        </w:rPr>
+        <w:t>d) Tổ chức thực hiện:</w:t>
+      </w:r>
+    </w:p>
+    <w:tbl>
+      <w:tblPr>
+        <w:tblW w:type="auto" w:w="0"/>
+        <w:tblLook w:firstColumn="1" w:firstRow="1" w:lastColumn="0" w:lastRow="0" w:noHBand="0" w:noVBand="1" w:val="04A0"/>
+        <w:tblBorders>
+          <w:top w:val="single" w:sz="4" w:space="0" w:color="000000"/>
+          <w:left w:val="single" w:sz="4" w:space="0" w:color="000000"/>
+          <w:bottom w:val="single" w:sz="4" w:space="0" w:color="000000"/>
+          <w:right w:val="single" w:sz="4" w:space="0" w:color="000000"/>
+          <w:insideH w:val="single" w:sz="4" w:space="0" w:color="000000"/>
+          <w:insideV w:val="single" w:sz="4" w:space="0" w:color="000000"/>
+        </w:tblBorders>
+      </w:tblPr>
+      <w:tblGrid>
+        <w:gridCol w:w="4796"/>
+        <w:gridCol w:w="4796"/>
+      </w:tblGrid>
       <w:tr>
         <w:tc>
           <w:tcPr>
-            <w:tcW w:type="dxa" w:w="4537"/>
-            <w:gridSpan w:val="2"/>
+            <w:tcW w:type="dxa" w:w="5102"/>
             <w:tcMar>
               <w:top w:w="80" w:type="dxa"/>
               <w:bottom w:w="80" w:type="dxa"/>
@@ -1115,8 +1372,8 @@
           </w:tcPr>
           <w:p>
             <w:pPr>
-              <w:spacing w:line="319" w:lineRule="auto" w:after="40"/>
-              <w:jc w:val="left"/>
+              <w:spacing w:line="276" w:lineRule="auto" w:after="40"/>
+              <w:jc w:val="center"/>
             </w:pPr>
             <w:r/>
             <w:r>
@@ -1126,30 +1383,13 @@
                 <w:i w:val="0"/>
                 <w:sz w:val="26"/>
               </w:rPr>
-              <w:t>3. HĐ LUYỆN TẬP-THỰC HÀNH (10 phút)</w:t>
-            </w:r>
-          </w:p>
-          <w:p>
-            <w:pPr>
-              <w:spacing w:line="319" w:lineRule="auto" w:after="40"/>
-              <w:jc w:val="left"/>
-            </w:pPr>
-            <w:r>
-              <w:rPr>
-                <w:rFonts w:ascii="Times New Roman" w:hAnsi="Times New Roman" w:cs="Times New Roman" w:eastAsia="Times New Roman"/>
-                <w:b/>
-                <w:i w:val="0"/>
-                <w:sz w:val="26"/>
-              </w:rPr>
-              <w:t>*Mục tiêu: Tiến hành lắp ráp và vận hành chạy thử robot Bài 2. Robot cố định vật.</w:t>
+              <w:t>HOẠT ĐỘNG CỦA GV – HS</w:t>
             </w:r>
           </w:p>
         </w:tc>
-      </w:tr>
-      <w:tr>
         <w:tc>
           <w:tcPr>
-            <w:tcW w:type="dxa" w:w="4537"/>
+            <w:tcW w:type="dxa" w:w="3969"/>
             <w:tcMar>
               <w:top w:w="80" w:type="dxa"/>
               <w:bottom w:w="80" w:type="dxa"/>
@@ -1159,99 +1399,26 @@
           </w:tcPr>
           <w:p>
             <w:pPr>
-              <w:spacing w:line="319" w:lineRule="auto" w:after="40"/>
-              <w:jc w:val="left"/>
+              <w:spacing w:line="276" w:lineRule="auto" w:after="40"/>
+              <w:jc w:val="center"/>
             </w:pPr>
             <w:r/>
             <w:r>
               <w:rPr>
                 <w:rFonts w:ascii="Times New Roman" w:hAnsi="Times New Roman" w:cs="Times New Roman" w:eastAsia="Times New Roman"/>
-                <w:b w:val="0"/>
-                <w:i w:val="0"/>
-                <w:sz w:val="26"/>
-              </w:rPr>
-              <w:t>GV: Giao nhiệm vụ cho các nhóm thực hành lắp ráp robot Bài 2. Robot cố định vật.</w:t>
-            </w:r>
-          </w:p>
-          <w:p>
-            <w:pPr>
-              <w:spacing w:line="319" w:lineRule="auto" w:after="40"/>
-              <w:jc w:val="left"/>
-            </w:pPr>
-            <w:r>
-              <w:rPr>
-                <w:rFonts w:ascii="Times New Roman" w:hAnsi="Times New Roman" w:cs="Times New Roman" w:eastAsia="Times New Roman"/>
-                <w:b w:val="0"/>
-                <w:i w:val="0"/>
-                <w:sz w:val="26"/>
-              </w:rPr>
-              <w:t>- Quan sát, hỗ trợ nhóm gặp khó khăn, nhắc an toàn.</w:t>
-            </w:r>
-          </w:p>
-          <w:p>
-            <w:pPr>
-              <w:spacing w:line="319" w:lineRule="auto" w:after="40"/>
-              <w:jc w:val="left"/>
-            </w:pPr>
-            <w:r>
-              <w:rPr>
-                <w:rFonts w:ascii="Times New Roman" w:hAnsi="Times New Roman" w:cs="Times New Roman" w:eastAsia="Times New Roman"/>
-                <w:b w:val="0"/>
-                <w:i w:val="0"/>
-                <w:sz w:val="26"/>
-              </w:rPr>
-              <w:t>- Cho các nhóm bật nguồn vận hành chạy thử.</w:t>
-            </w:r>
-          </w:p>
-          <w:p>
-            <w:pPr>
-              <w:spacing w:line="319" w:lineRule="auto" w:after="40"/>
-              <w:jc w:val="left"/>
-            </w:pPr>
-            <w:r>
-              <w:rPr>
-                <w:rFonts w:ascii="Times New Roman" w:hAnsi="Times New Roman" w:cs="Times New Roman" w:eastAsia="Times New Roman"/>
-                <w:b w:val="0"/>
-                <w:i w:val="0"/>
-                <w:sz w:val="26"/>
-              </w:rPr>
-              <w:t>HS: Phân công nhiệm vụ trong nhóm (lấy chốt, giữ khung, lắp chi tiết).</w:t>
-            </w:r>
-          </w:p>
-          <w:p>
-            <w:pPr>
-              <w:spacing w:line="319" w:lineRule="auto" w:after="40"/>
-              <w:jc w:val="left"/>
-            </w:pPr>
-            <w:r>
-              <w:rPr>
-                <w:rFonts w:ascii="Times New Roman" w:hAnsi="Times New Roman" w:cs="Times New Roman" w:eastAsia="Times New Roman"/>
-                <w:b w:val="0"/>
-                <w:i w:val="0"/>
-                <w:sz w:val="26"/>
-              </w:rPr>
-              <w:t>- Tiến hành lắp ráp cẩn thận theo sơ đồ.</w:t>
-            </w:r>
-          </w:p>
-          <w:p>
-            <w:pPr>
-              <w:spacing w:line="319" w:lineRule="auto" w:after="40"/>
-              <w:jc w:val="left"/>
-            </w:pPr>
-            <w:r>
-              <w:rPr>
-                <w:rFonts w:ascii="Times New Roman" w:hAnsi="Times New Roman" w:cs="Times New Roman" w:eastAsia="Times New Roman"/>
-                <w:b w:val="0"/>
-                <w:i w:val="0"/>
-                <w:sz w:val="26"/>
-              </w:rPr>
-              <w:t>- Đặt robot thử nghiệm, quan sát chuyển động và tinh chỉnh.</w:t>
+                <w:b/>
+                <w:i w:val="0"/>
+                <w:sz w:val="26"/>
+              </w:rPr>
+              <w:t>KẾT QUẢ CẦN ĐẠT</w:t>
             </w:r>
           </w:p>
         </w:tc>
+      </w:tr>
+      <w:tr>
         <w:tc>
           <w:tcPr>
-            <w:tcW w:type="dxa" w:w="4537"/>
+            <w:tcW w:type="dxa" w:w="4796"/>
             <w:tcMar>
               <w:top w:w="80" w:type="dxa"/>
               <w:bottom w:w="80" w:type="dxa"/>
@@ -1261,7 +1428,7 @@
           </w:tcPr>
           <w:p>
             <w:pPr>
-              <w:spacing w:line="319" w:lineRule="auto" w:after="40"/>
+              <w:spacing w:line="276" w:lineRule="auto" w:after="40"/>
               <w:jc w:val="left"/>
             </w:pPr>
             <w:r/>
@@ -1272,12 +1439,12 @@
                 <w:i w:val="0"/>
                 <w:sz w:val="26"/>
               </w:rPr>
-              <w:t>Mô hình robot Bài 2. Robot cố định vật hoàn thiện đúng cấu trúc.</w:t>
-            </w:r>
-          </w:p>
-          <w:p>
-            <w:pPr>
-              <w:spacing w:line="319" w:lineRule="auto" w:after="40"/>
+              <w:t>- GV nêu yêu cầu thực hành và lưu ý an toàn khi lắp ráp.</w:t>
+            </w:r>
+          </w:p>
+          <w:p>
+            <w:pPr>
+              <w:spacing w:line="276" w:lineRule="auto" w:after="40"/>
               <w:jc w:val="left"/>
             </w:pPr>
             <w:r>
@@ -1287,16 +1454,43 @@
                 <w:i w:val="0"/>
                 <w:sz w:val="26"/>
               </w:rPr>
-              <w:t>Robot vận hành chính xác theo yêu cầu bài học.</w:t>
+              <w:t>- HS phân công nhiệm vụ: bạn xem sơ đồ, bạn lắp khung, bạn thử pin.</w:t>
+            </w:r>
+          </w:p>
+          <w:p>
+            <w:pPr>
+              <w:spacing w:line="276" w:lineRule="auto" w:after="40"/>
+              <w:jc w:val="left"/>
+            </w:pPr>
+            <w:r>
+              <w:rPr>
+                <w:rFonts w:ascii="Times New Roman" w:hAnsi="Times New Roman" w:cs="Times New Roman" w:eastAsia="Times New Roman"/>
+                <w:b w:val="0"/>
+                <w:i w:val="0"/>
+                <w:sz w:val="26"/>
+              </w:rPr>
+              <w:t>- Các nhóm hoàn thiện mô hình robot và bật công tắc chạy thử.</w:t>
+            </w:r>
+          </w:p>
+          <w:p>
+            <w:pPr>
+              <w:spacing w:line="276" w:lineRule="auto" w:after="40"/>
+              <w:jc w:val="left"/>
+            </w:pPr>
+            <w:r>
+              <w:rPr>
+                <w:rFonts w:ascii="Times New Roman" w:hAnsi="Times New Roman" w:cs="Times New Roman" w:eastAsia="Times New Roman"/>
+                <w:b w:val="0"/>
+                <w:i w:val="0"/>
+                <w:sz w:val="26"/>
+              </w:rPr>
+              <w:t>- GV quan sát, khích lệ và chấm điểm thi đua giữa các nhóm.</w:t>
             </w:r>
           </w:p>
         </w:tc>
-      </w:tr>
-      <w:tr>
         <w:tc>
           <w:tcPr>
-            <w:tcW w:type="dxa" w:w="4537"/>
-            <w:gridSpan w:val="2"/>
+            <w:tcW w:type="dxa" w:w="4796"/>
             <w:tcMar>
               <w:top w:w="80" w:type="dxa"/>
               <w:bottom w:w="80" w:type="dxa"/>
@@ -1306,41 +1500,172 @@
           </w:tcPr>
           <w:p>
             <w:pPr>
-              <w:spacing w:line="319" w:lineRule="auto" w:after="40"/>
+              <w:spacing w:line="276" w:lineRule="auto" w:after="40"/>
               <w:jc w:val="left"/>
             </w:pPr>
             <w:r/>
             <w:r>
               <w:rPr>
                 <w:rFonts w:ascii="Times New Roman" w:hAnsi="Times New Roman" w:cs="Times New Roman" w:eastAsia="Times New Roman"/>
-                <w:b/>
-                <w:i w:val="0"/>
-                <w:sz w:val="26"/>
-              </w:rPr>
-              <w:t>4. HOẠT ĐỘNG VẬN DỤNG, TRẢI NGHIỆM (5 phút)</w:t>
-            </w:r>
-          </w:p>
-          <w:p>
-            <w:pPr>
-              <w:spacing w:line="319" w:lineRule="auto" w:after="40"/>
+                <w:b w:val="0"/>
+                <w:i w:val="0"/>
+                <w:sz w:val="26"/>
+              </w:rPr>
+              <w:t>Mô hình robot hoàn thành chắc chắn.</w:t>
+            </w:r>
+          </w:p>
+          <w:p>
+            <w:pPr>
+              <w:spacing w:line="276" w:lineRule="auto" w:after="40"/>
               <w:jc w:val="left"/>
             </w:pPr>
             <w:r>
               <w:rPr>
                 <w:rFonts w:ascii="Times New Roman" w:hAnsi="Times New Roman" w:cs="Times New Roman" w:eastAsia="Times New Roman"/>
-                <w:b/>
-                <w:i w:val="0"/>
-                <w:sz w:val="26"/>
-              </w:rPr>
-              <w:t>*Mục tiêu: Cải tiến sản phẩm và thu dọn phân loại linh kiện</w:t>
+                <w:b w:val="0"/>
+                <w:i w:val="0"/>
+                <w:sz w:val="26"/>
+              </w:rPr>
+              <w:t>Robot hoạt động trơn tru, chính xác.</w:t>
             </w:r>
           </w:p>
         </w:tc>
       </w:tr>
+    </w:tbl>
+    <w:p>
+      <w:pPr>
+        <w:spacing w:line="276" w:lineRule="auto" w:after="60" w:before="0"/>
+        <w:jc w:val="both"/>
+      </w:pPr>
+    </w:p>
+    <w:p>
+      <w:pPr>
+        <w:spacing w:line="276" w:lineRule="auto" w:after="60" w:before="0"/>
+        <w:ind w:firstLine="720"/>
+        <w:jc w:val="both"/>
+      </w:pPr>
+      <w:r>
+        <w:rPr>
+          <w:rFonts w:ascii="Times New Roman" w:hAnsi="Times New Roman" w:cs="Times New Roman" w:eastAsia="Times New Roman"/>
+          <w:b/>
+          <w:i w:val="0"/>
+          <w:sz w:val="26"/>
+        </w:rPr>
+        <w:t>4. Hoạt động 4. Vận dụng – Sáng tạo (5-8 phút)</w:t>
+      </w:r>
+    </w:p>
+    <w:p>
+      <w:pPr>
+        <w:spacing w:line="276" w:lineRule="auto" w:after="60" w:before="0"/>
+        <w:ind w:firstLine="720"/>
+        <w:jc w:val="both"/>
+      </w:pPr>
+      <w:r>
+        <w:rPr>
+          <w:rFonts w:ascii="Times New Roman" w:hAnsi="Times New Roman" w:cs="Times New Roman" w:eastAsia="Times New Roman"/>
+          <w:b/>
+          <w:i w:val="0"/>
+          <w:sz w:val="26"/>
+        </w:rPr>
+        <w:t xml:space="preserve">a) Mục tiêu: </w:t>
+      </w:r>
+      <w:r>
+        <w:rPr>
+          <w:rFonts w:ascii="Times New Roman" w:hAnsi="Times New Roman" w:cs="Times New Roman" w:eastAsia="Times New Roman"/>
+          <w:b w:val="0"/>
+          <w:i/>
+          <w:sz w:val="26"/>
+        </w:rPr>
+        <w:t>Rút ra bài học thực tiễn, sáng tạo mở rộng và thu dọn đồ dùng.</w:t>
+      </w:r>
+    </w:p>
+    <w:p>
+      <w:pPr>
+        <w:spacing w:line="276" w:lineRule="auto" w:after="60" w:before="0"/>
+        <w:ind w:firstLine="720"/>
+        <w:jc w:val="both"/>
+      </w:pPr>
+      <w:r>
+        <w:rPr>
+          <w:rFonts w:ascii="Times New Roman" w:hAnsi="Times New Roman" w:cs="Times New Roman" w:eastAsia="Times New Roman"/>
+          <w:b/>
+          <w:i w:val="0"/>
+          <w:sz w:val="26"/>
+        </w:rPr>
+        <w:t xml:space="preserve">b) Nội dung: </w:t>
+      </w:r>
+      <w:r>
+        <w:rPr>
+          <w:rFonts w:ascii="Times New Roman" w:hAnsi="Times New Roman" w:cs="Times New Roman" w:eastAsia="Times New Roman"/>
+          <w:b w:val="0"/>
+          <w:i/>
+          <w:sz w:val="26"/>
+        </w:rPr>
+        <w:t>Chia sẻ cảm nhận, nêu ý tưởng cải tiến và dọn dẹp vệ sinh.</w:t>
+      </w:r>
+    </w:p>
+    <w:p>
+      <w:pPr>
+        <w:spacing w:line="276" w:lineRule="auto" w:after="60" w:before="0"/>
+        <w:ind w:firstLine="720"/>
+        <w:jc w:val="both"/>
+      </w:pPr>
+      <w:r>
+        <w:rPr>
+          <w:rFonts w:ascii="Times New Roman" w:hAnsi="Times New Roman" w:cs="Times New Roman" w:eastAsia="Times New Roman"/>
+          <w:b/>
+          <w:i w:val="0"/>
+          <w:sz w:val="26"/>
+        </w:rPr>
+        <w:t xml:space="preserve">c) Sản phẩm: </w:t>
+      </w:r>
+      <w:r>
+        <w:rPr>
+          <w:rFonts w:ascii="Times New Roman" w:hAnsi="Times New Roman" w:cs="Times New Roman" w:eastAsia="Times New Roman"/>
+          <w:b w:val="0"/>
+          <w:i/>
+          <w:sz w:val="26"/>
+        </w:rPr>
+        <w:t>Ý tưởng sáng tạo mới và bộ Kit được thu dọn gọn gàng.</w:t>
+      </w:r>
+    </w:p>
+    <w:p>
+      <w:pPr>
+        <w:spacing w:line="276" w:lineRule="auto" w:after="60" w:before="0"/>
+        <w:ind w:firstLine="720"/>
+        <w:jc w:val="both"/>
+      </w:pPr>
+      <w:r>
+        <w:rPr>
+          <w:rFonts w:ascii="Times New Roman" w:hAnsi="Times New Roman" w:cs="Times New Roman" w:eastAsia="Times New Roman"/>
+          <w:b/>
+          <w:i w:val="0"/>
+          <w:sz w:val="26"/>
+        </w:rPr>
+        <w:t>d) Tổ chức thực hiện:</w:t>
+      </w:r>
+    </w:p>
+    <w:tbl>
+      <w:tblPr>
+        <w:tblW w:type="auto" w:w="0"/>
+        <w:tblLook w:firstColumn="1" w:firstRow="1" w:lastColumn="0" w:lastRow="0" w:noHBand="0" w:noVBand="1" w:val="04A0"/>
+        <w:tblBorders>
+          <w:top w:val="single" w:sz="4" w:space="0" w:color="000000"/>
+          <w:left w:val="single" w:sz="4" w:space="0" w:color="000000"/>
+          <w:bottom w:val="single" w:sz="4" w:space="0" w:color="000000"/>
+          <w:right w:val="single" w:sz="4" w:space="0" w:color="000000"/>
+          <w:insideH w:val="single" w:sz="4" w:space="0" w:color="000000"/>
+          <w:insideV w:val="single" w:sz="4" w:space="0" w:color="000000"/>
+        </w:tblBorders>
+      </w:tblPr>
+      <w:tblGrid>
+        <w:gridCol w:w="4796"/>
+        <w:gridCol w:w="4796"/>
+      </w:tblGrid>
       <w:tr>
         <w:tc>
           <w:tcPr>
-            <w:tcW w:type="dxa" w:w="4537"/>
+            <w:tcW w:type="dxa" w:w="5102"/>
             <w:tcMar>
               <w:top w:w="80" w:type="dxa"/>
               <w:bottom w:w="80" w:type="dxa"/>
@@ -1350,99 +1675,24 @@
           </w:tcPr>
           <w:p>
             <w:pPr>
-              <w:spacing w:line="319" w:lineRule="auto" w:after="40"/>
-              <w:jc w:val="left"/>
+              <w:spacing w:line="276" w:lineRule="auto" w:after="40"/>
+              <w:jc w:val="center"/>
             </w:pPr>
             <w:r/>
             <w:r>
               <w:rPr>
                 <w:rFonts w:ascii="Times New Roman" w:hAnsi="Times New Roman" w:cs="Times New Roman" w:eastAsia="Times New Roman"/>
-                <w:b w:val="0"/>
-                <w:i w:val="0"/>
-                <w:sz w:val="26"/>
-              </w:rPr>
-              <w:t>GV: Đặt câu hỏi mở rộng cải tiến tính năng cho robot Bài 2. Robot cố định vật.</w:t>
-            </w:r>
-          </w:p>
-          <w:p>
-            <w:pPr>
-              <w:spacing w:line="319" w:lineRule="auto" w:after="40"/>
-              <w:jc w:val="left"/>
-            </w:pPr>
-            <w:r>
-              <w:rPr>
-                <w:rFonts w:ascii="Times New Roman" w:hAnsi="Times New Roman" w:cs="Times New Roman" w:eastAsia="Times New Roman"/>
-                <w:b w:val="0"/>
-                <w:i w:val="0"/>
-                <w:sz w:val="26"/>
-              </w:rPr>
-              <w:t>- Hướng dẫn tháo dỡ và kiểm kê linh kiện.</w:t>
-            </w:r>
-          </w:p>
-          <w:p>
-            <w:pPr>
-              <w:spacing w:line="319" w:lineRule="auto" w:after="40"/>
-              <w:jc w:val="left"/>
-            </w:pPr>
-            <w:r>
-              <w:rPr>
-                <w:rFonts w:ascii="Times New Roman" w:hAnsi="Times New Roman" w:cs="Times New Roman" w:eastAsia="Times New Roman"/>
-                <w:b w:val="0"/>
-                <w:i w:val="0"/>
-                <w:sz w:val="26"/>
-              </w:rPr>
-              <w:t>- Nhận xét tiết học, dặn dò bài sau.</w:t>
-            </w:r>
-          </w:p>
-          <w:p>
-            <w:pPr>
-              <w:spacing w:line="319" w:lineRule="auto" w:after="40"/>
-              <w:jc w:val="left"/>
-            </w:pPr>
-            <w:r>
-              <w:rPr>
-                <w:rFonts w:ascii="Times New Roman" w:hAnsi="Times New Roman" w:cs="Times New Roman" w:eastAsia="Times New Roman"/>
-                <w:b w:val="0"/>
-                <w:i w:val="0"/>
-                <w:sz w:val="26"/>
-              </w:rPr>
-              <w:t>HS: Suy nghĩ ý tưởng nâng cấp robot.</w:t>
-            </w:r>
-          </w:p>
-          <w:p>
-            <w:pPr>
-              <w:spacing w:line="319" w:lineRule="auto" w:after="40"/>
-              <w:jc w:val="left"/>
-            </w:pPr>
-            <w:r>
-              <w:rPr>
-                <w:rFonts w:ascii="Times New Roman" w:hAnsi="Times New Roman" w:cs="Times New Roman" w:eastAsia="Times New Roman"/>
-                <w:b w:val="0"/>
-                <w:i w:val="0"/>
-                <w:sz w:val="26"/>
-              </w:rPr>
-              <w:t>- Tháo rời nhẹ nhàng, xếp linh kiện vào đúng ngăn trong hộp Kit.</w:t>
-            </w:r>
-          </w:p>
-          <w:p>
-            <w:pPr>
-              <w:spacing w:line="319" w:lineRule="auto" w:after="40"/>
-              <w:jc w:val="left"/>
-            </w:pPr>
-            <w:r>
-              <w:rPr>
-                <w:rFonts w:ascii="Times New Roman" w:hAnsi="Times New Roman" w:cs="Times New Roman" w:eastAsia="Times New Roman"/>
-                <w:b w:val="0"/>
-                <w:i w:val="0"/>
-                <w:sz w:val="26"/>
-              </w:rPr>
-              <w:t>- Đóng hộp Kit, cất gọn gàng vào tủ thiết bị.</w:t>
+                <w:b/>
+                <w:i w:val="0"/>
+                <w:sz w:val="26"/>
+              </w:rPr>
+              <w:t>HOẠT ĐỘNG CỦA GV – HS</w:t>
             </w:r>
           </w:p>
         </w:tc>
         <w:tc>
           <w:tcPr>
-            <w:tcW w:type="dxa" w:w="4537"/>
+            <w:tcW w:type="dxa" w:w="3969"/>
             <w:tcMar>
               <w:top w:w="80" w:type="dxa"/>
               <w:bottom w:w="80" w:type="dxa"/>
@@ -1452,7 +1702,36 @@
           </w:tcPr>
           <w:p>
             <w:pPr>
-              <w:spacing w:line="319" w:lineRule="auto" w:after="40"/>
+              <w:spacing w:line="276" w:lineRule="auto" w:after="40"/>
+              <w:jc w:val="center"/>
+            </w:pPr>
+            <w:r/>
+            <w:r>
+              <w:rPr>
+                <w:rFonts w:ascii="Times New Roman" w:hAnsi="Times New Roman" w:cs="Times New Roman" w:eastAsia="Times New Roman"/>
+                <w:b/>
+                <w:i w:val="0"/>
+                <w:sz w:val="26"/>
+              </w:rPr>
+              <w:t>KẾT QUẢ CẦN ĐẠT</w:t>
+            </w:r>
+          </w:p>
+        </w:tc>
+      </w:tr>
+      <w:tr>
+        <w:tc>
+          <w:tcPr>
+            <w:tcW w:type="dxa" w:w="4796"/>
+            <w:tcMar>
+              <w:top w:w="80" w:type="dxa"/>
+              <w:bottom w:w="80" w:type="dxa"/>
+              <w:left w:w="120" w:type="dxa"/>
+              <w:right w:w="120" w:type="dxa"/>
+            </w:tcMar>
+          </w:tcPr>
+          <w:p>
+            <w:pPr>
+              <w:spacing w:line="276" w:lineRule="auto" w:after="40"/>
               <w:jc w:val="left"/>
             </w:pPr>
             <w:r/>
@@ -1463,12 +1742,12 @@
                 <w:i w:val="0"/>
                 <w:sz w:val="26"/>
               </w:rPr>
-              <w:t>HS đề xuất ý tưởng cải tiến mô hình sáng tạo.</w:t>
-            </w:r>
-          </w:p>
-          <w:p>
-            <w:pPr>
-              <w:spacing w:line="319" w:lineRule="auto" w:after="40"/>
+              <w:t>- GV đặt câu hỏi: "Em có thể gắn thêm chi tiết gì để bạn robot đẹp hơn?"</w:t>
+            </w:r>
+          </w:p>
+          <w:p>
+            <w:pPr>
+              <w:spacing w:line="276" w:lineRule="auto" w:after="40"/>
               <w:jc w:val="left"/>
             </w:pPr>
             <w:r>
@@ -1478,7 +1757,79 @@
                 <w:i w:val="0"/>
                 <w:sz w:val="26"/>
               </w:rPr>
-              <w:t>Bộ Kit Robotics được thu dọn và bảo quản ngăn nắp.</w:t>
+              <w:t>- Đại diện 1-2 nhóm giơ robot lên giới thiệu và biểu diễn trước lớp.</w:t>
+            </w:r>
+          </w:p>
+          <w:p>
+            <w:pPr>
+              <w:spacing w:line="276" w:lineRule="auto" w:after="40"/>
+              <w:jc w:val="left"/>
+            </w:pPr>
+            <w:r>
+              <w:rPr>
+                <w:rFonts w:ascii="Times New Roman" w:hAnsi="Times New Roman" w:cs="Times New Roman" w:eastAsia="Times New Roman"/>
+                <w:b w:val="0"/>
+                <w:i w:val="0"/>
+                <w:sz w:val="26"/>
+              </w:rPr>
+              <w:t>- GV tổng kết tiết học, dặn dò HS cẩn thận tháo dỡ hoặc bảo quản mô hình.</w:t>
+            </w:r>
+          </w:p>
+          <w:p>
+            <w:pPr>
+              <w:spacing w:line="276" w:lineRule="auto" w:after="40"/>
+              <w:jc w:val="left"/>
+            </w:pPr>
+            <w:r>
+              <w:rPr>
+                <w:rFonts w:ascii="Times New Roman" w:hAnsi="Times New Roman" w:cs="Times New Roman" w:eastAsia="Times New Roman"/>
+                <w:b w:val="0"/>
+                <w:i w:val="0"/>
+                <w:sz w:val="26"/>
+              </w:rPr>
+              <w:t>- HS thu gom linh kiện vào đúng ngăn trong hộp Kit, xếp ghế ngay ngắn.</w:t>
+            </w:r>
+          </w:p>
+        </w:tc>
+        <w:tc>
+          <w:tcPr>
+            <w:tcW w:type="dxa" w:w="4796"/>
+            <w:tcMar>
+              <w:top w:w="80" w:type="dxa"/>
+              <w:bottom w:w="80" w:type="dxa"/>
+              <w:left w:w="120" w:type="dxa"/>
+              <w:right w:w="120" w:type="dxa"/>
+            </w:tcMar>
+          </w:tcPr>
+          <w:p>
+            <w:pPr>
+              <w:spacing w:line="276" w:lineRule="auto" w:after="40"/>
+              <w:jc w:val="left"/>
+            </w:pPr>
+            <w:r/>
+            <w:r>
+              <w:rPr>
+                <w:rFonts w:ascii="Times New Roman" w:hAnsi="Times New Roman" w:cs="Times New Roman" w:eastAsia="Times New Roman"/>
+                <w:b w:val="0"/>
+                <w:i w:val="0"/>
+                <w:sz w:val="26"/>
+              </w:rPr>
+              <w:t>HS tự tin chia sẻ ý tưởng trước lớp.</w:t>
+            </w:r>
+          </w:p>
+          <w:p>
+            <w:pPr>
+              <w:spacing w:line="276" w:lineRule="auto" w:after="40"/>
+              <w:jc w:val="left"/>
+            </w:pPr>
+            <w:r>
+              <w:rPr>
+                <w:rFonts w:ascii="Times New Roman" w:hAnsi="Times New Roman" w:cs="Times New Roman" w:eastAsia="Times New Roman"/>
+                <w:b w:val="0"/>
+                <w:i w:val="0"/>
+                <w:sz w:val="26"/>
+              </w:rPr>
+              <w:t>Hộp đồ dùng ngăn nắp, phòng học sạch sẽ.</w:t>
             </w:r>
           </w:p>
         </w:tc>
@@ -1486,14 +1837,15 @@
     </w:tbl>
     <w:p>
       <w:pPr>
-        <w:spacing w:line="319" w:lineRule="auto" w:after="60" w:before="0"/>
-        <w:jc w:val="both"/>
-      </w:pPr>
-    </w:p>
-    <w:p>
-      <w:pPr>
-        <w:spacing w:line="319" w:lineRule="auto" w:after="60" w:before="0"/>
-        <w:jc w:val="center"/>
+        <w:spacing w:line="276" w:lineRule="auto" w:after="60" w:before="0"/>
+        <w:jc w:val="both"/>
+      </w:pPr>
+    </w:p>
+    <w:p>
+      <w:pPr>
+        <w:spacing w:line="276" w:lineRule="auto" w:after="60" w:before="0"/>
+        <w:ind w:firstLine="0"/>
+        <w:jc w:val="both"/>
       </w:pPr>
       <w:r>
         <w:rPr>
@@ -1502,27 +1854,12 @@
           <w:i w:val="0"/>
           <w:sz w:val="26"/>
         </w:rPr>
-        <w:t>V. ĐIỀU CHỈNH - BỔ SUNG SAU TIẾT DẠY :</w:t>
-      </w:r>
-    </w:p>
-    <w:p>
-      <w:pPr>
-        <w:spacing w:line="319" w:lineRule="auto" w:after="60" w:before="0"/>
-        <w:jc w:val="center"/>
-      </w:pPr>
-      <w:r>
-        <w:rPr>
-          <w:rFonts w:ascii="Times New Roman" w:hAnsi="Times New Roman" w:cs="Times New Roman" w:eastAsia="Times New Roman"/>
-          <w:b/>
-          <w:i/>
-          <w:sz w:val="26"/>
-        </w:rPr>
-        <w:t>(GV ghi những nội dung mà mình đã bổ sung ngoài KHBD đã lên...)</w:t>
-      </w:r>
-    </w:p>
-    <w:p>
-      <w:pPr>
-        <w:spacing w:line="319" w:lineRule="auto" w:after="60" w:before="0"/>
+        <w:t>RÚT KINH NGHIỆM SAU BÀI DẠY:</w:t>
+      </w:r>
+    </w:p>
+    <w:p>
+      <w:pPr>
+        <w:spacing w:line="276" w:lineRule="auto" w:after="60" w:before="0"/>
         <w:jc w:val="both"/>
       </w:pPr>
       <w:r>
@@ -1532,12 +1869,27 @@
           <w:i w:val="0"/>
           <w:sz w:val="26"/>
         </w:rPr>
-        <w:t>.........................................................................................................................</w:t>
-      </w:r>
-    </w:p>
-    <w:p>
-      <w:pPr>
-        <w:spacing w:line="319" w:lineRule="auto" w:after="60" w:before="0"/>
+        <w:t>...........................................................................................................................</w:t>
+      </w:r>
+    </w:p>
+    <w:p>
+      <w:pPr>
+        <w:spacing w:line="276" w:lineRule="auto" w:after="60" w:before="0"/>
+        <w:jc w:val="both"/>
+      </w:pPr>
+      <w:r>
+        <w:rPr>
+          <w:rFonts w:ascii="Times New Roman" w:hAnsi="Times New Roman" w:cs="Times New Roman" w:eastAsia="Times New Roman"/>
+          <w:b w:val="0"/>
+          <w:i w:val="0"/>
+          <w:sz w:val="26"/>
+        </w:rPr>
+        <w:t>...........................................................................................................................</w:t>
+      </w:r>
+    </w:p>
+    <w:p>
+      <w:pPr>
+        <w:spacing w:line="276" w:lineRule="auto" w:after="60" w:before="0"/>
         <w:jc w:val="both"/>
       </w:pPr>
     </w:p>
@@ -1555,14 +1907,14 @@
         </w:tblBorders>
       </w:tblPr>
       <w:tblGrid>
-        <w:gridCol w:w="3025"/>
-        <w:gridCol w:w="3025"/>
-        <w:gridCol w:w="3025"/>
+        <w:gridCol w:w="3198"/>
+        <w:gridCol w:w="3198"/>
+        <w:gridCol w:w="3198"/>
       </w:tblGrid>
       <w:tr>
         <w:tc>
           <w:tcPr>
-            <w:tcW w:type="dxa" w:w="3025"/>
+            <w:tcW w:type="dxa" w:w="3198"/>
             <w:tcMar>
               <w:top w:w="80" w:type="dxa"/>
               <w:bottom w:w="80" w:type="dxa"/>
@@ -1572,7 +1924,7 @@
           </w:tcPr>
           <w:p>
             <w:pPr>
-              <w:spacing w:line="319" w:lineRule="auto" w:after="40"/>
+              <w:spacing w:line="276" w:lineRule="auto" w:after="40"/>
               <w:jc w:val="center"/>
             </w:pPr>
             <w:r/>
@@ -1589,7 +1941,7 @@
         </w:tc>
         <w:tc>
           <w:tcPr>
-            <w:tcW w:type="dxa" w:w="3025"/>
+            <w:tcW w:type="dxa" w:w="3198"/>
             <w:tcMar>
               <w:top w:w="80" w:type="dxa"/>
               <w:bottom w:w="80" w:type="dxa"/>
@@ -1599,7 +1951,7 @@
           </w:tcPr>
           <w:p>
             <w:pPr>
-              <w:spacing w:line="319" w:lineRule="auto" w:after="40"/>
+              <w:spacing w:line="276" w:lineRule="auto" w:after="40"/>
               <w:jc w:val="center"/>
             </w:pPr>
             <w:r/>
@@ -1616,7 +1968,7 @@
         </w:tc>
         <w:tc>
           <w:tcPr>
-            <w:tcW w:type="dxa" w:w="3025"/>
+            <w:tcW w:type="dxa" w:w="3198"/>
             <w:tcMar>
               <w:top w:w="80" w:type="dxa"/>
               <w:bottom w:w="80" w:type="dxa"/>
@@ -1626,7 +1978,7 @@
           </w:tcPr>
           <w:p>
             <w:pPr>
-              <w:spacing w:line="319" w:lineRule="auto" w:after="40"/>
+              <w:spacing w:line="276" w:lineRule="auto" w:after="40"/>
               <w:jc w:val="center"/>
             </w:pPr>
             <w:r/>
@@ -1645,7 +1997,7 @@
       <w:tr>
         <w:tc>
           <w:tcPr>
-            <w:tcW w:type="dxa" w:w="3025"/>
+            <w:tcW w:type="dxa" w:w="3198"/>
             <w:tcMar>
               <w:top w:w="80" w:type="dxa"/>
               <w:bottom w:w="80" w:type="dxa"/>
@@ -1655,7 +2007,7 @@
           </w:tcPr>
           <w:p>
             <w:pPr>
-              <w:spacing w:line="319" w:lineRule="auto" w:after="40"/>
+              <w:spacing w:line="276" w:lineRule="auto" w:after="40"/>
               <w:jc w:val="center"/>
             </w:pPr>
             <w:r/>
@@ -1672,7 +2024,7 @@
         </w:tc>
         <w:tc>
           <w:tcPr>
-            <w:tcW w:type="dxa" w:w="3025"/>
+            <w:tcW w:type="dxa" w:w="3198"/>
             <w:tcMar>
               <w:top w:w="80" w:type="dxa"/>
               <w:bottom w:w="80" w:type="dxa"/>
@@ -1682,7 +2034,7 @@
           </w:tcPr>
           <w:p>
             <w:pPr>
-              <w:spacing w:line="319" w:lineRule="auto" w:after="40"/>
+              <w:spacing w:line="276" w:lineRule="auto" w:after="40"/>
               <w:jc w:val="center"/>
             </w:pPr>
             <w:r/>
@@ -1699,7 +2051,7 @@
         </w:tc>
         <w:tc>
           <w:tcPr>
-            <w:tcW w:type="dxa" w:w="3025"/>
+            <w:tcW w:type="dxa" w:w="3198"/>
             <w:tcMar>
               <w:top w:w="80" w:type="dxa"/>
               <w:bottom w:w="80" w:type="dxa"/>
@@ -1709,7 +2061,7 @@
           </w:tcPr>
           <w:p>
             <w:pPr>
-              <w:spacing w:line="319" w:lineRule="auto" w:after="40"/>
+              <w:spacing w:line="276" w:lineRule="auto" w:after="40"/>
               <w:jc w:val="center"/>
             </w:pPr>
             <w:r/>
@@ -1728,7 +2080,7 @@
       <w:tr>
         <w:tc>
           <w:tcPr>
-            <w:tcW w:type="dxa" w:w="3025"/>
+            <w:tcW w:type="dxa" w:w="3198"/>
             <w:tcMar>
               <w:top w:w="80" w:type="dxa"/>
               <w:bottom w:w="80" w:type="dxa"/>
@@ -1738,7 +2090,7 @@
           </w:tcPr>
           <w:p>
             <w:pPr>
-              <w:spacing w:line="319" w:lineRule="auto" w:after="40"/>
+              <w:spacing w:line="276" w:lineRule="auto" w:after="40"/>
               <w:jc w:val="center"/>
             </w:pPr>
             <w:r/>
@@ -1753,7 +2105,7 @@
           </w:p>
           <w:p>
             <w:pPr>
-              <w:spacing w:line="319" w:lineRule="auto" w:after="40"/>
+              <w:spacing w:line="276" w:lineRule="auto" w:after="40"/>
               <w:jc w:val="center"/>
             </w:pPr>
             <w:r>
@@ -1767,7 +2119,7 @@
           </w:p>
           <w:p>
             <w:pPr>
-              <w:spacing w:line="319" w:lineRule="auto" w:after="40"/>
+              <w:spacing w:line="276" w:lineRule="auto" w:after="40"/>
               <w:jc w:val="center"/>
             </w:pPr>
             <w:r>
@@ -1781,7 +2133,7 @@
           </w:p>
           <w:p>
             <w:pPr>
-              <w:spacing w:line="319" w:lineRule="auto" w:after="40"/>
+              <w:spacing w:line="276" w:lineRule="auto" w:after="40"/>
               <w:jc w:val="center"/>
             </w:pPr>
             <w:r>
@@ -1796,7 +2148,7 @@
         </w:tc>
         <w:tc>
           <w:tcPr>
-            <w:tcW w:type="dxa" w:w="3025"/>
+            <w:tcW w:type="dxa" w:w="3198"/>
             <w:tcMar>
               <w:top w:w="80" w:type="dxa"/>
               <w:bottom w:w="80" w:type="dxa"/>
@@ -1806,7 +2158,7 @@
           </w:tcPr>
           <w:p>
             <w:pPr>
-              <w:spacing w:line="319" w:lineRule="auto" w:after="40"/>
+              <w:spacing w:line="276" w:lineRule="auto" w:after="40"/>
               <w:jc w:val="center"/>
             </w:pPr>
             <w:r/>
@@ -1821,7 +2173,7 @@
           </w:p>
           <w:p>
             <w:pPr>
-              <w:spacing w:line="319" w:lineRule="auto" w:after="40"/>
+              <w:spacing w:line="276" w:lineRule="auto" w:after="40"/>
               <w:jc w:val="center"/>
             </w:pPr>
             <w:r>
@@ -1835,7 +2187,7 @@
           </w:p>
           <w:p>
             <w:pPr>
-              <w:spacing w:line="319" w:lineRule="auto" w:after="40"/>
+              <w:spacing w:line="276" w:lineRule="auto" w:after="40"/>
               <w:jc w:val="center"/>
             </w:pPr>
             <w:r>
@@ -1849,7 +2201,7 @@
           </w:p>
           <w:p>
             <w:pPr>
-              <w:spacing w:line="319" w:lineRule="auto" w:after="40"/>
+              <w:spacing w:line="276" w:lineRule="auto" w:after="40"/>
               <w:jc w:val="center"/>
             </w:pPr>
             <w:r>
@@ -1864,7 +2216,7 @@
         </w:tc>
         <w:tc>
           <w:tcPr>
-            <w:tcW w:type="dxa" w:w="3025"/>
+            <w:tcW w:type="dxa" w:w="3198"/>
             <w:tcMar>
               <w:top w:w="80" w:type="dxa"/>
               <w:bottom w:w="80" w:type="dxa"/>
@@ -1880,7 +2232,7 @@
           </w:tcPr>
           <w:p>
             <w:pPr>
-              <w:spacing w:line="319" w:lineRule="auto" w:after="40"/>
+              <w:spacing w:line="276" w:lineRule="auto" w:after="40"/>
               <w:jc w:val="center"/>
             </w:pPr>
             <w:r/>
@@ -1895,7 +2247,7 @@
           </w:p>
           <w:p>
             <w:pPr>
-              <w:spacing w:line="319" w:lineRule="auto" w:after="40"/>
+              <w:spacing w:line="276" w:lineRule="auto" w:after="40"/>
               <w:jc w:val="center"/>
             </w:pPr>
             <w:r>
@@ -1909,7 +2261,7 @@
           </w:p>
           <w:p>
             <w:pPr>
-              <w:spacing w:line="319" w:lineRule="auto" w:after="40"/>
+              <w:spacing w:line="276" w:lineRule="auto" w:after="40"/>
               <w:jc w:val="center"/>
             </w:pPr>
             <w:r>
@@ -1923,7 +2275,7 @@
           </w:p>
           <w:p>
             <w:pPr>
-              <w:spacing w:line="319" w:lineRule="auto" w:after="40"/>
+              <w:spacing w:line="276" w:lineRule="auto" w:after="40"/>
               <w:jc w:val="center"/>
             </w:pPr>
             <w:r>
@@ -1947,7 +2299,7 @@
       <w:headerReference w:type="first" r:id="rId12"/>
       <w:footerReference w:type="first" r:id="rId13"/>
       <w:pgSz w:w="11910" w:h="16840"/>
-      <w:pgMar w:top="1134" w:right="1134" w:bottom="1134" w:left="1701" w:header="283" w:footer="0" w:gutter="0"/>
+      <w:pgMar w:top="630" w:right="1137" w:bottom="280" w:left="1180" w:header="283" w:footer="0" w:gutter="0"/>
       <w:pgNumType w:start="1"/>
       <w:cols w:space="720"/>
     </w:sectPr>

--- a/KHBD_Robotics/Lớp_5/Tuần_03/KHBD_Robotics_Lớp_5_Tiet02_Bai_2_Robot_co_inh_vat.docx
+++ b/KHBD_Robotics/Lớp_5/Tuần_03/KHBD_Robotics_Lớp_5_Tiet02_Bai_2_Robot_co_inh_vat.docx
@@ -290,7 +290,7 @@
           <w:i w:val="0"/>
           <w:sz w:val="26"/>
         </w:rPr>
-        <w:t>+ Tìm hiểu dụng cụ cố định đồ vật.</w:t>
+        <w:t>- Nêu được nguyên lý hoạt động của đòn bẩy.</w:t>
       </w:r>
     </w:p>
     <w:p>
@@ -306,7 +306,7 @@
           <w:i w:val="0"/>
           <w:sz w:val="26"/>
         </w:rPr>
-        <w:t>+ Thiết kế robot xe gắp và di chuyển vật thể.</w:t>
+        <w:t>- Nêu được tên một số loại đòn bẩy.</w:t>
       </w:r>
     </w:p>
     <w:p>
@@ -825,7 +825,17 @@
               <w:spacing w:line="276" w:lineRule="auto" w:after="40"/>
               <w:jc w:val="left"/>
             </w:pPr>
-            <w:r/>
+            <w:r>
+              <w:rPr>
+                <w:rFonts w:ascii="Times New Roman" w:hAnsi="Times New Roman"/>
+                <w:sz w:val="26"/>
+              </w:rPr>
+              <w:t>+ GV cho HS xem video và đặt câu hỏi.</w:t>
+              <w:br/>
+              <w:t>+ HS xem video và trả lời câu hỏi.</w:t>
+              <w:br/>
+              <w:t>+ GV lắng nghe và nhận xét.</w:t>
+            </w:r>
             <w:r>
               <w:rPr>
                 <w:rFonts w:ascii="Times New Roman" w:hAnsi="Times New Roman" w:cs="Times New Roman" w:eastAsia="Times New Roman"/>
@@ -833,7 +843,6 @@
                 <w:i w:val="0"/>
                 <w:sz w:val="26"/>
               </w:rPr>
-              <w:t>- GV trình chiếu clip/hình ảnh thực tế sinh động liên quan đến chủ đề.</w:t>
             </w:r>
           </w:p>
           <w:p>
@@ -848,7 +857,6 @@
                 <w:i w:val="0"/>
                 <w:sz w:val="26"/>
               </w:rPr>
-              <w:t>- Đặt câu hỏi dẫn dắt: "Em có biết bạn robot này giúp ích gì cho con người không?"</w:t>
             </w:r>
           </w:p>
           <w:p>
@@ -863,7 +871,6 @@
                 <w:i w:val="0"/>
                 <w:sz w:val="26"/>
               </w:rPr>
-              <w:t>- HS chú ý quan sát, thảo luận cặp đôi và xung phong trả lời.</w:t>
             </w:r>
           </w:p>
           <w:p>
@@ -878,7 +885,6 @@
                 <w:i w:val="0"/>
                 <w:sz w:val="26"/>
               </w:rPr>
-              <w:t>- GV nhận xét, tuyên dương và dẫn dắt vào bài mới.</w:t>
             </w:r>
           </w:p>
         </w:tc>
@@ -897,7 +903,17 @@
               <w:spacing w:line="276" w:lineRule="auto" w:after="40"/>
               <w:jc w:val="left"/>
             </w:pPr>
-            <w:r/>
+            <w:r>
+              <w:rPr>
+                <w:rFonts w:ascii="Times New Roman" w:hAnsi="Times New Roman"/>
+                <w:sz w:val="26"/>
+              </w:rPr>
+              <w:t>Câu trả lời của HS.</w:t>
+              <w:br/>
+              <w:t>+ Câu hỏi 1: Trong video, cánh tay robot làm được những công việc gì?</w:t>
+              <w:br/>
+              <w:t>+ Câu hỏi 2: Cánh tay robot thường được sử dụng trong những trường hợp nào?</w:t>
+            </w:r>
             <w:r>
               <w:rPr>
                 <w:rFonts w:ascii="Times New Roman" w:hAnsi="Times New Roman" w:cs="Times New Roman" w:eastAsia="Times New Roman"/>
@@ -905,7 +921,6 @@
                 <w:i w:val="0"/>
                 <w:sz w:val="26"/>
               </w:rPr>
-              <w:t>HS hào hứng, tập trung vào bài học.</w:t>
             </w:r>
           </w:p>
           <w:p>
@@ -920,7 +935,6 @@
                 <w:i w:val="0"/>
                 <w:sz w:val="26"/>
               </w:rPr>
-              <w:t>Nhận diện được chủ đề bài học.</w:t>
             </w:r>
           </w:p>
         </w:tc>
@@ -1128,7 +1142,15 @@
               <w:spacing w:line="276" w:lineRule="auto" w:after="40"/>
               <w:jc w:val="left"/>
             </w:pPr>
-            <w:r/>
+            <w:r>
+              <w:rPr>
+                <w:rFonts w:ascii="Times New Roman" w:hAnsi="Times New Roman"/>
+                <w:sz w:val="26"/>
+              </w:rPr>
+              <w:t>+ GV cho HS chia sẻ những hiểu biết về đòn bẩy.</w:t>
+              <w:br/>
+              <w:t>+ GV giới thiệu kiến thức đòn bẩy và các loại đòn bẩy với HS.</w:t>
+            </w:r>
             <w:r>
               <w:rPr>
                 <w:rFonts w:ascii="Times New Roman" w:hAnsi="Times New Roman" w:cs="Times New Roman" w:eastAsia="Times New Roman"/>
@@ -1136,7 +1158,6 @@
                 <w:i w:val="0"/>
                 <w:sz w:val="26"/>
               </w:rPr>
-              <w:t>- GV phát phiếu hướng dẫn và giới thiệu từng loại linh kiện chính.</w:t>
             </w:r>
           </w:p>
           <w:p>
@@ -1151,7 +1172,6 @@
                 <w:i w:val="0"/>
                 <w:sz w:val="26"/>
               </w:rPr>
-              <w:t>- Hướng dẫn HS cách chọn đúng chốt nối và cách phân biệt các khớp xoay.</w:t>
             </w:r>
           </w:p>
           <w:p>
@@ -1166,7 +1186,6 @@
                 <w:i w:val="0"/>
                 <w:sz w:val="26"/>
               </w:rPr>
-              <w:t>- HS làm việc nhóm, chọn đúng các chi tiết cần thiết ra khay chứa.</w:t>
             </w:r>
           </w:p>
           <w:p>
@@ -1181,7 +1200,149 @@
                 <w:i w:val="0"/>
                 <w:sz w:val="26"/>
               </w:rPr>
-              <w:t>- GV đi từng bàn kiểm tra, hỗ trợ nhóm còn lúng túng.</w:t>
+            </w:r>
+          </w:p>
+          <w:p>
+            <w:pPr>
+              <w:jc w:val="center"/>
+            </w:pPr>
+            <w:r>
+              <w:drawing>
+                <wp:inline distT="0" distB="0" distL="0" distR="0" wp14:anchorId="02C94196" wp14:editId="63C83017">
+                  <wp:extent cx="2122691" cy="1606807"/>
+                  <wp:effectExtent l="0" t="0" r="0" b="0"/>
+                  <wp:docPr id="33" name="picture 33" descr="Sung. Tên ảnh gốc: CLP000019e80004.bmp Kích thước ảnh gốc: rộng 462 pixel x cao 350 pixel"/>
+                  <wp:cNvGraphicFramePr/>
+                  <a:graphic xmlns:a="http://schemas.openxmlformats.org/drawingml/2006/main">
+                    <a:graphicData uri="http://schemas.openxmlformats.org/drawingml/2006/picture">
+                      <pic:pic xmlns:pic="http://schemas.openxmlformats.org/drawingml/2006/picture">
+                        <pic:nvPicPr>
+                          <pic:cNvPr id="0" name="pic"/>
+                          <pic:cNvPicPr/>
+                        </pic:nvPicPr>
+                        <pic:blipFill>
+                          <a:blip r:embed="rId16" cstate="print">
+                            <a:lum/>
+                          </a:blip>
+                          <a:srcRect/>
+                          <a:stretch>
+                            <a:fillRect/>
+                          </a:stretch>
+                        </pic:blipFill>
+                        <pic:spPr>
+                          <a:xfrm>
+                            <a:off x="0" y="0"/>
+                            <a:ext cx="2135135" cy="1616227"/>
+                          </a:xfrm>
+                          <a:prstGeom prst="rect">
+                            <a:avLst/>
+                          </a:prstGeom>
+                        </pic:spPr>
+                      </pic:pic>
+                    </a:graphicData>
+                  </a:graphic>
+                </wp:inline>
+              </w:drawing>
+            </w:r>
+          </w:p>
+          <w:p>
+            <w:pPr>
+              <w:jc w:val="center"/>
+            </w:pPr>
+            <w:r>
+              <w:drawing>
+                <wp:inline distT="0" distB="0" distL="0" distR="0" wp14:anchorId="74BC515A" wp14:editId="56042DEB">
+                  <wp:extent cx="2242881" cy="1596236"/>
+                  <wp:effectExtent l="0" t="0" r="5080" b="4445"/>
+                  <wp:docPr id="34" name="picture 34" descr="Sung. Tên ảnh gốc: CLP000019e80003.bmp Kích thước ảnh gốc: rộng 460 pixel x cao 375 pixel"/>
+                  <wp:cNvGraphicFramePr/>
+                  <a:graphic xmlns:a="http://schemas.openxmlformats.org/drawingml/2006/main">
+                    <a:graphicData uri="http://schemas.openxmlformats.org/drawingml/2006/picture">
+                      <pic:pic xmlns:pic="http://schemas.openxmlformats.org/drawingml/2006/picture">
+                        <pic:nvPicPr>
+                          <pic:cNvPr id="0" name="pic"/>
+                          <pic:cNvPicPr/>
+                        </pic:nvPicPr>
+                        <pic:blipFill>
+                          <a:blip r:embed="rId17" cstate="print">
+                            <a:lum/>
+                          </a:blip>
+                          <a:srcRect/>
+                          <a:stretch>
+                            <a:fillRect/>
+                          </a:stretch>
+                        </pic:blipFill>
+                        <pic:spPr>
+                          <a:xfrm>
+                            <a:off x="0" y="0"/>
+                            <a:ext cx="2267680" cy="1613885"/>
+                          </a:xfrm>
+                          <a:prstGeom prst="rect">
+                            <a:avLst/>
+                          </a:prstGeom>
+                        </pic:spPr>
+                      </pic:pic>
+                    </a:graphicData>
+                  </a:graphic>
+                </wp:inline>
+              </w:drawing>
+            </w:r>
+          </w:p>
+          <w:p>
+            <w:pPr>
+              <w:jc w:val="center"/>
+            </w:pPr>
+            <w:r>
+              <w:drawing>
+                <wp:anchor distT="0" distB="0" distL="114300" distR="114300" simplePos="0" relativeHeight="251659264" behindDoc="0" locked="0" layoutInCell="1" allowOverlap="0" wp14:anchorId="7CB75E26" wp14:editId="21A3D4DD">
+                  <wp:simplePos x="0" y="0"/>
+                  <wp:positionH relativeFrom="column">
+                    <wp:posOffset>1050366</wp:posOffset>
+                  </wp:positionH>
+                  <wp:positionV relativeFrom="paragraph">
+                    <wp:posOffset>211455</wp:posOffset>
+                  </wp:positionV>
+                  <wp:extent cx="4008120" cy="1241425"/>
+                  <wp:effectExtent l="0" t="0" r="0" b="0"/>
+                  <wp:wrapTopAndBottom/>
+                  <wp:docPr id="32" name="picture 32" descr="Sung. Tên ảnh gốc: CLP000019e80002.bmp Kích thước ảnh gốc: rộng 902 pixel x cao 311 pixel"/>
+                  <wp:cNvGraphicFramePr/>
+                  <a:graphic xmlns:a="http://schemas.openxmlformats.org/drawingml/2006/main">
+                    <a:graphicData uri="http://schemas.openxmlformats.org/drawingml/2006/picture">
+                      <pic:pic xmlns:pic="http://schemas.openxmlformats.org/drawingml/2006/picture">
+                        <pic:nvPicPr>
+                          <pic:cNvPr id="0" name="pic"/>
+                          <pic:cNvPicPr/>
+                        </pic:nvPicPr>
+                        <pic:blipFill>
+                          <a:blip r:embed="rId18" cstate="print">
+                            <a:lum/>
+                          </a:blip>
+                          <a:srcRect/>
+                          <a:stretch>
+                            <a:fillRect/>
+                          </a:stretch>
+                        </pic:blipFill>
+                        <pic:spPr>
+                          <a:xfrm>
+                            <a:off x="0" y="0"/>
+                            <a:ext cx="4008120" cy="1241425"/>
+                          </a:xfrm>
+                          <a:prstGeom prst="rect">
+                            <a:avLst/>
+                          </a:prstGeom>
+                        </pic:spPr>
+                      </pic:pic>
+                    </a:graphicData>
+                  </a:graphic>
+                  <wp14:sizeRelH relativeFrom="margin">
+                    <wp14:pctWidth>0</wp14:pctWidth>
+                  </wp14:sizeRelH>
+                  <wp14:sizeRelV relativeFrom="margin">
+                    <wp14:pctHeight>0</wp14:pctHeight>
+                  </wp14:sizeRelV>
+                </wp:anchor>
+              </w:drawing>
             </w:r>
           </w:p>
         </w:tc>
@@ -1200,7 +1361,21 @@
               <w:spacing w:line="276" w:lineRule="auto" w:after="40"/>
               <w:jc w:val="left"/>
             </w:pPr>
-            <w:r/>
+            <w:r>
+              <w:rPr>
+                <w:rFonts w:ascii="Times New Roman" w:hAnsi="Times New Roman"/>
+                <w:sz w:val="26"/>
+              </w:rPr>
+              <w:t>+ Nêu được nguyên lý hoạt động của đòn bẩy.</w:t>
+              <w:br/>
+              <w:t>+ Nêu được tên một số loại đòn bẩy.</w:t>
+              <w:br/>
+              <w:t>Câu trả lời của HS.</w:t>
+              <w:br/>
+              <w:t>+ Đòn bẩy là một vật rắn được sử dụng với một điểm tựa hay còn gọi là điểm quay để làm biến đổi lực tác dụng của một vật lên một vật khác. Đòn bẩy có điểm tựa, điểm lực và điểm hành động.</w:t>
+              <w:br/>
+              <w:t>+ Một số loại đòn bẩy:</w:t>
+            </w:r>
             <w:r>
               <w:rPr>
                 <w:rFonts w:ascii="Times New Roman" w:hAnsi="Times New Roman" w:cs="Times New Roman" w:eastAsia="Times New Roman"/>
@@ -1208,7 +1383,6 @@
                 <w:i w:val="0"/>
                 <w:sz w:val="26"/>
               </w:rPr>
-              <w:t>HS gọi đúng tên các linh kiện cơ bản.</w:t>
             </w:r>
           </w:p>
           <w:p>
@@ -1223,7 +1397,6 @@
                 <w:i w:val="0"/>
                 <w:sz w:val="26"/>
               </w:rPr>
-              <w:t>Chuẩn bị đầy đủ linh kiện lắp ráp.</w:t>
             </w:r>
           </w:p>
         </w:tc>
@@ -1431,7 +1604,15 @@
               <w:spacing w:line="276" w:lineRule="auto" w:after="40"/>
               <w:jc w:val="left"/>
             </w:pPr>
-            <w:r/>
+            <w:r>
+              <w:rPr>
+                <w:rFonts w:ascii="Times New Roman" w:hAnsi="Times New Roman"/>
+                <w:sz w:val="26"/>
+              </w:rPr>
+              <w:t>+ GV yêu cầu HS mở hộp, lựa chọn các mảnh ghép và lắp ghép robot.</w:t>
+              <w:br/>
+              <w:t>+ HS tiến hành lắp ráp robot Xe kẹp.</w:t>
+            </w:r>
             <w:r>
               <w:rPr>
                 <w:rFonts w:ascii="Times New Roman" w:hAnsi="Times New Roman" w:cs="Times New Roman" w:eastAsia="Times New Roman"/>
@@ -1439,7 +1620,6 @@
                 <w:i w:val="0"/>
                 <w:sz w:val="26"/>
               </w:rPr>
-              <w:t>- GV nêu yêu cầu thực hành và lưu ý an toàn khi lắp ráp.</w:t>
             </w:r>
           </w:p>
           <w:p>
@@ -1454,7 +1634,6 @@
                 <w:i w:val="0"/>
                 <w:sz w:val="26"/>
               </w:rPr>
-              <w:t>- HS phân công nhiệm vụ: bạn xem sơ đồ, bạn lắp khung, bạn thử pin.</w:t>
             </w:r>
           </w:p>
           <w:p>
@@ -1469,7 +1648,6 @@
                 <w:i w:val="0"/>
                 <w:sz w:val="26"/>
               </w:rPr>
-              <w:t>- Các nhóm hoàn thiện mô hình robot và bật công tắc chạy thử.</w:t>
             </w:r>
           </w:p>
           <w:p>
@@ -1484,7 +1662,49 @@
                 <w:i w:val="0"/>
                 <w:sz w:val="26"/>
               </w:rPr>
-              <w:t>- GV quan sát, khích lệ và chấm điểm thi đua giữa các nhóm.</w:t>
+            </w:r>
+          </w:p>
+          <w:p>
+            <w:pPr>
+              <w:jc w:val="center"/>
+            </w:pPr>
+            <w:r>
+              <w:drawing>
+                <wp:inline distT="0" distB="0" distL="0" distR="0" wp14:anchorId="3A38426D" wp14:editId="487E4C32">
+                  <wp:extent cx="3130443" cy="2367886"/>
+                  <wp:effectExtent l="0" t="0" r="0" b="0"/>
+                  <wp:docPr id="38" name="picture 38" descr="Sung. Tên ảnh gốc: CLP000019e8000a.bmp Kích thước ảnh gốc: rộng 949 pixel x cao 684 pixel"/>
+                  <wp:cNvGraphicFramePr/>
+                  <a:graphic xmlns:a="http://schemas.openxmlformats.org/drawingml/2006/main">
+                    <a:graphicData uri="http://schemas.openxmlformats.org/drawingml/2006/picture">
+                      <pic:pic xmlns:pic="http://schemas.openxmlformats.org/drawingml/2006/picture">
+                        <pic:nvPicPr>
+                          <pic:cNvPr id="0" name="pic"/>
+                          <pic:cNvPicPr/>
+                        </pic:nvPicPr>
+                        <pic:blipFill>
+                          <a:blip r:embed="rId19" cstate="print">
+                            <a:lum/>
+                          </a:blip>
+                          <a:srcRect/>
+                          <a:stretch>
+                            <a:fillRect/>
+                          </a:stretch>
+                        </pic:blipFill>
+                        <pic:spPr>
+                          <a:xfrm>
+                            <a:off x="0" y="0"/>
+                            <a:ext cx="3158877" cy="2389394"/>
+                          </a:xfrm>
+                          <a:prstGeom prst="rect">
+                            <a:avLst/>
+                          </a:prstGeom>
+                        </pic:spPr>
+                      </pic:pic>
+                    </a:graphicData>
+                  </a:graphic>
+                </wp:inline>
+              </w:drawing>
             </w:r>
           </w:p>
         </w:tc>
@@ -1503,7 +1723,13 @@
               <w:spacing w:line="276" w:lineRule="auto" w:after="40"/>
               <w:jc w:val="left"/>
             </w:pPr>
-            <w:r/>
+            <w:r>
+              <w:rPr>
+                <w:rFonts w:ascii="Times New Roman" w:hAnsi="Times New Roman"/>
+                <w:sz w:val="26"/>
+              </w:rPr>
+              <w:t>Sản phẩm robot của HS.</w:t>
+            </w:r>
             <w:r>
               <w:rPr>
                 <w:rFonts w:ascii="Times New Roman" w:hAnsi="Times New Roman" w:cs="Times New Roman" w:eastAsia="Times New Roman"/>
@@ -1511,7 +1737,6 @@
                 <w:i w:val="0"/>
                 <w:sz w:val="26"/>
               </w:rPr>
-              <w:t>Mô hình robot hoàn thành chắc chắn.</w:t>
             </w:r>
           </w:p>
           <w:p>
@@ -1526,7 +1751,6 @@
                 <w:i w:val="0"/>
                 <w:sz w:val="26"/>
               </w:rPr>
-              <w:t>Robot hoạt động trơn tru, chính xác.</w:t>
             </w:r>
           </w:p>
         </w:tc>
@@ -1734,7 +1958,35 @@
               <w:spacing w:line="276" w:lineRule="auto" w:after="40"/>
               <w:jc w:val="left"/>
             </w:pPr>
-            <w:r/>
+            <w:r>
+              <w:rPr>
+                <w:rFonts w:ascii="Times New Roman" w:hAnsi="Times New Roman"/>
+                <w:sz w:val="26"/>
+              </w:rPr>
+              <w:t>+ GV hướng dẫn HS lắp ráp sáng tạo thêm.</w:t>
+              <w:br/>
+              <w:t>+ HS tiến hành lắp ráp, sáng tạo dựa trên những gợi ý của GV và những mảnh ghép còn trong hộp.</w:t>
+              <w:br/>
+              <w:t>5. Tự học (Let’s move)</w:t>
+              <w:br/>
+              <w:t>- Mục tiêu: Vận hành được robot đã lắp.</w:t>
+              <w:br/>
+              <w:t>- Nội dung: HS vận hành robot vừa lắp, chơi với robot.</w:t>
+              <w:br/>
+              <w:t>+ GV tổ chức cho HS chơi với robot sau khi lắp xong.</w:t>
+              <w:br/>
+              <w:t>+ HS tự chơi với robot.</w:t>
+              <w:br/>
+              <w:t>6. Tự kiểm tra (Let’s check)</w:t>
+              <w:br/>
+              <w:t>- Mục tiêu: HS tháo được chốt, sắp xếp ngăn nắp các mảnh ghép vào trong hộp.</w:t>
+              <w:br/>
+              <w:t>- Nội dung: HS tháo chốt, sắp xếp các mảnh ghép.</w:t>
+              <w:br/>
+              <w:t>+ GV cho HS tháo chốt.</w:t>
+              <w:br/>
+              <w:t>+ HS tiến hành tháo robot, sắp xếp ngăn nắp các mảnh ghép vào trong hộp, dọn dẹp bàn ghế quanh vị trí ngồi.</w:t>
+            </w:r>
             <w:r>
               <w:rPr>
                 <w:rFonts w:ascii="Times New Roman" w:hAnsi="Times New Roman" w:cs="Times New Roman" w:eastAsia="Times New Roman"/>
@@ -1742,7 +1994,6 @@
                 <w:i w:val="0"/>
                 <w:sz w:val="26"/>
               </w:rPr>
-              <w:t>- GV đặt câu hỏi: "Em có thể gắn thêm chi tiết gì để bạn robot đẹp hơn?"</w:t>
             </w:r>
           </w:p>
           <w:p>
@@ -1757,7 +2008,6 @@
                 <w:i w:val="0"/>
                 <w:sz w:val="26"/>
               </w:rPr>
-              <w:t>- Đại diện 1-2 nhóm giơ robot lên giới thiệu và biểu diễn trước lớp.</w:t>
             </w:r>
           </w:p>
           <w:p>
@@ -1772,7 +2022,6 @@
                 <w:i w:val="0"/>
                 <w:sz w:val="26"/>
               </w:rPr>
-              <w:t>- GV tổng kết tiết học, dặn dò HS cẩn thận tháo dỡ hoặc bảo quản mô hình.</w:t>
             </w:r>
           </w:p>
           <w:p>
@@ -1787,7 +2036,6 @@
                 <w:i w:val="0"/>
                 <w:sz w:val="26"/>
               </w:rPr>
-              <w:t>- HS thu gom linh kiện vào đúng ngăn trong hộp Kit, xếp ghế ngay ngắn.</w:t>
             </w:r>
           </w:p>
         </w:tc>
@@ -1806,7 +2054,13 @@
               <w:spacing w:line="276" w:lineRule="auto" w:after="40"/>
               <w:jc w:val="left"/>
             </w:pPr>
-            <w:r/>
+            <w:r>
+              <w:rPr>
+                <w:rFonts w:ascii="Times New Roman" w:hAnsi="Times New Roman"/>
+                <w:sz w:val="26"/>
+              </w:rPr>
+              <w:t>Sản phẩm robot sáng tạo của HS.</w:t>
+            </w:r>
             <w:r>
               <w:rPr>
                 <w:rFonts w:ascii="Times New Roman" w:hAnsi="Times New Roman" w:cs="Times New Roman" w:eastAsia="Times New Roman"/>
@@ -1814,7 +2068,6 @@
                 <w:i w:val="0"/>
                 <w:sz w:val="26"/>
               </w:rPr>
-              <w:t>HS tự tin chia sẻ ý tưởng trước lớp.</w:t>
             </w:r>
           </w:p>
           <w:p>
@@ -1829,7 +2082,6 @@
                 <w:i w:val="0"/>
                 <w:sz w:val="26"/>
               </w:rPr>
-              <w:t>Hộp đồ dùng ngăn nắp, phòng học sạch sẽ.</w:t>
             </w:r>
           </w:p>
         </w:tc>
